--- a/files/累觉时代独特？实往有例参照/01-分房产兄弟-正常花销与有限封地-OCR与评论.docx
+++ b/files/累觉时代独特？实往有例参照/01-分房产兄弟-正常花销与有限封地-OCR与评论.docx
@@ -574,12 +574,12 @@
           <w:color w:val="1F4E79"/>
           <w:sz w:val="28"/>
         </w:rPr>
-        <w:t>二、Agent 评论（论点与史实论据）</w:t>
+        <w:t>二、Agent 评论（按你的限定重写）</w:t>
       </w:r>
     </w:p>
     <w:p>
       <w:pPr>
-        <w:spacing w:before="40" w:after="200" w:line="300" w:lineRule="auto"/>
+        <w:spacing w:before="40" w:after="160" w:line="300" w:lineRule="auto"/>
         <w:shd w:fill="FFF6E8" w:val="clear"/>
       </w:pPr>
       <w:r>
@@ -589,12 +589,12 @@
           <w:color w:val="8A4B12"/>
           <w:sz w:val="22"/>
         </w:rPr>
-        <w:t>每次先问：需要限定哪个国家，哪个国家几组正反？下面只是未获限定前的示意，不是替你选定样本。你回复国家与组数后，再按你的框重写正反例。</w:t>
+        <w:t>限定已收到：中国 2 组正反（一组含文革时期），英国、日本各 1 组正反。正反＝是否做了团长语录里那件事，不是谁更成功。每条先写家庭类似点，再写行为，最后只给一个记载结果。类比不是身份证复印件，差在哪里会点明。</w:t>
       </w:r>
     </w:p>
     <w:p>
       <w:pPr>
-        <w:spacing w:before="80" w:after="80" w:line="300" w:lineRule="auto"/>
+        <w:spacing w:before="120" w:after="80" w:line="300" w:lineRule="auto"/>
       </w:pPr>
       <w:r>
         <w:rPr>
@@ -603,7 +603,36 @@
           <w:color w:val="1F4E79"/>
           <w:sz w:val="24"/>
         </w:rPr>
-        <w:t>（1）以史为鉴，会利好行动和判断吗？</w:t>
+        <w:t>（0）以后可复用的 prompt（你说不知道怎么描述家庭类似）</w:t>
+      </w:r>
+    </w:p>
+    <w:p>
+      <w:pPr>
+        <w:spacing w:before="0" w:after="120" w:line="300" w:lineRule="auto"/>
+        <w:ind w:firstLine="403"/>
+      </w:pPr>
+      <w:r>
+        <w:rPr>
+          <w:rFonts w:ascii="宋体" w:hAnsi="宋体" w:eastAsia="宋体"/>
+          <w:b w:val="0"/>
+          <w:color w:val="222222"/>
+          <w:sz w:val="22"/>
+        </w:rPr>
+        <w:t>家庭类似条件（筛史例用这个，不要用帝王权斗顶替）：①有可分割家产（房产/田/铺），经历过兄弟分家或财产被切小，不是法律保护的采邑；②父母一辈聪明且努力，家中有矛盾或婚姻破裂，但出身仍属当地相对高阶层（士绅、商贾、专业/知识层、乡绅/华族）；③当事人在乎自尊和过去被高看的地位，觉得 title（功名/学历/资格）和创业成本高，家里没人带做实务，对脏手营生有阻力；④与某些群体生活逻辑不合、有隔阂。正反只按团长做过的事分，不按结局好坏分。团长做过的事：承认即便利离婚/家中矛盾仍是高阶层、隔阂正常；不是有隔阂就完全不交际；对接触下来善良、有点分寸的人（哪怕边界感不好、哪怕不是同一阶层）长期联系，预备落难时对方有精力也有空间帮忙。正＝做过这些事的人/家；反＝因身份、自尊、体面只留在原阶层，把不同类或「脏手」的人剔出长期名单。每例只要一个有出处的记载结果（死、活、卖产、改行、被庇护、自杀、事业存续等）。必须写明：结果是记载，不是「因为听/不听团长」的实验证明。中国 2 组（其中 1 组含文革时期），英国 1 组，日本 1 组；每组正、反各 1。</w:t>
+      </w:r>
+    </w:p>
+    <w:p>
+      <w:pPr>
+        <w:spacing w:before="200" w:after="80" w:line="300" w:lineRule="auto"/>
+      </w:pPr>
+      <w:r>
+        <w:rPr>
+          <w:rFonts w:ascii="黑体" w:hAnsi="黑体" w:eastAsia="黑体"/>
+          <w:b/>
+          <w:color w:val="1F4E79"/>
+          <w:sz w:val="24"/>
+        </w:rPr>
+        <w:t>（1）团长做过的事，用来当正反轴</w:t>
       </w:r>
     </w:p>
     <w:p>
@@ -618,7 +647,21 @@
           <w:color w:val="222222"/>
           <w:sz w:val="23"/>
         </w:rPr>
-        <w:t>论点：对判断可以利好；对行动是否利好，取决于你拿史例做什么。以你写明的性格——偏向消极、创伤下「不愿努力」、在乎自尊和过去被高看的地位、不敢脏手——读史更容易变成「原来古来如此，我这样很正常」的安抚，而不是当月可执行的改口。安抚不是无用，但它不自动等于预见，更不自动等于行动。</w:t>
+        <w:t>短回忆：「你父母都是聪明又努力的人」。完整语录里可核对的动作只有这些：不把家中矛盾写成已经掉出高阶层；隔阂正常；不因此绝交；仗义每是屠狗辈——善良、有点分寸的人（哪怕边界感不好）长期联系；理由是落难时这种人有精力也有空间帮忙。下面史例的「做了/没做」只对这几句，不改成办厂或不办厂。办厂只在类似点里偶尔出现，不当正反标准。</w:t>
+      </w:r>
+    </w:p>
+    <w:p>
+      <w:pPr>
+        <w:spacing w:before="200" w:after="80" w:line="300" w:lineRule="auto"/>
+      </w:pPr>
+      <w:r>
+        <w:rPr>
+          <w:rFonts w:ascii="黑体" w:hAnsi="黑体" w:eastAsia="黑体"/>
+          <w:b/>
+          <w:color w:val="1F4E79"/>
+          <w:sz w:val="24"/>
+        </w:rPr>
+        <w:t>（2）中国组 1｜含文革时期</w:t>
       </w:r>
     </w:p>
     <w:p>
@@ -633,7 +676,21 @@
           <w:color w:val="222222"/>
           <w:sz w:val="23"/>
         </w:rPr>
-        <w:t>论据一（判断侧，可核对的模式，不是命运）：诸子均分把不动产切小，规模收益下降；「正常花销」按身份而不是按现金流定价；父辈技能（经营、关系、应酬排场）传给下一代时，常常只传了消费标准、没传生钱程序。何炳棣研究十八世纪扬州盐商时，写的是商业资本与社会流动，不是「第二代必然败家」的咒语；但分家、捐官、园林声色、道光以后盐法变动叠在一起，很多家的现金先于门面垮掉。这与「房租／地租 ＜ 教育婚丧社交维修」是同一道算术题。</w:t>
+        <w:t>家庭类似：都是相对高阶层的文化人/旧家，在乎体面与教养；运动一来，房产、藏品、职位被切掉，接近「有限封地取消」，不是采邑。差在：不是「分房产兄弟」的民法分割，是政治运动。文革改变不了被点名的概率，跨阶层联系最多改变有没有人敢送一口饭、报一次信。</w:t>
+      </w:r>
+    </w:p>
+    <w:p>
+      <w:pPr>
+        <w:spacing w:before="120" w:after="60" w:line="300" w:lineRule="auto"/>
+      </w:pPr>
+      <w:r>
+        <w:rPr>
+          <w:rFonts w:ascii="黑体" w:hAnsi="黑体" w:eastAsia="黑体"/>
+          <w:b/>
+          <w:color w:val="222222"/>
+          <w:sz w:val="22"/>
+        </w:rPr>
+        <w:t>正｜张伯驹（1898–1982）：做了团长那种事</w:t>
       </w:r>
     </w:p>
     <w:p>
@@ -648,7 +705,21 @@
           <w:color w:val="222222"/>
           <w:sz w:val="23"/>
         </w:rPr>
-        <w:t>论据二（判断侧，原回答有一处会误导）：范德比尔特不是第二代就开始把家产挥霍光。科尼利厄斯 1877 年去世时约一亿美元；其子威廉·亨利（William Henry Vanderbilt）反而把财产做到约两亿美元。大宅、Breakers、游艇主要是第三代及以后的生活方式。到二十世纪中叶，许多旁支确实要自己工作。若把「二代挥霍」当成定律，会高估遗传败家、低估「哪一代开始收支倒挂」。以史为鉴若史实掐错代，判断会变差。</w:t>
+        <w:t>贵胄、收藏、旧家身份。长期与梨园中人往来（余叔岩等；旧门第里唱戏曾被看成贱业，正合「仗义每是屠狗辈」这一句的方向），不是只把自己关在清流互访里。记载结果：文革中仍被冲击、抄家、批斗；人活过运动，1982 年在北京去世。收藏主体早在 1950 年代捐给故宫等处，手头之物已不在。</w:t>
+      </w:r>
+    </w:p>
+    <w:p>
+      <w:pPr>
+        <w:spacing w:before="120" w:after="60" w:line="300" w:lineRule="auto"/>
+      </w:pPr>
+      <w:r>
+        <w:rPr>
+          <w:rFonts w:ascii="黑体" w:hAnsi="黑体" w:eastAsia="黑体"/>
+          <w:b/>
+          <w:color w:val="222222"/>
+          <w:sz w:val="22"/>
+        </w:rPr>
+        <w:t>反｜傅雷、朱梅馥：没做团长那种长期跨阶层备用网</w:t>
       </w:r>
     </w:p>
     <w:p>
@@ -663,7 +734,36 @@
           <w:color w:val="222222"/>
           <w:sz w:val="23"/>
         </w:rPr>
-        <w:t>论据三（行动侧，对消极＋自尊敏感的人尤其要紧）：司马光编《资治通鉴》，序旨是「鉴前世之兴衰，考当今之得失」——镜子是为了得失，不是为了证明自己属于某个已消失的等级。《通鉴》读得最多的朝廷，并没有因此停止党争。个人层面也一样：知道「中年若不另开活路、晚年往往卖产」只是信息；若用它来维持「我仍是有封地感觉的人，脏手会掉价」，史例就在给不行动供粮。八旗中后期「铁杆庄稼」加身份约束，许多人不是不会营生，是营生与体面冲突；裁饷、辛亥之后，体面没有换成技能。这不是骂你，是指出通道：你要的预见，若不含「中年另开一笔不靠房产的现金流」，就仍停在身份叙述里。</w:t>
+        <w:t>翻译家高知，家书对教养、体面、分寸要求极严，生活重心在同类文化阶层与家庭内部训诫。危机到来前，记载里看不到可开门收留、可持续送物资的「善良有分寸、非同一阶层」长期名单。记载结果：1966 年 8 月抄家后，9 月 3 日夫妇在家中自杀。子傅聪其时在海外。</w:t>
+      </w:r>
+    </w:p>
+    <w:p>
+      <w:pPr>
+        <w:spacing w:before="0" w:after="120" w:line="300" w:lineRule="auto"/>
+        <w:ind w:firstLine="403"/>
+      </w:pPr>
+      <w:r>
+        <w:rPr>
+          <w:rFonts w:ascii="宋体" w:hAnsi="宋体" w:eastAsia="宋体"/>
+          <w:b w:val="0"/>
+          <w:color w:val="555555"/>
+          <w:sz w:val="23"/>
+        </w:rPr>
+        <w:t>同一组必须记住的反证：老舍一生写市井、也与底层人物气类相通，仍于 1966 年 8 月 24 日投太平湖。所以「正」不是护身符。正反只分类行为，结果各自记载。</w:t>
+      </w:r>
+    </w:p>
+    <w:p>
+      <w:pPr>
+        <w:spacing w:before="200" w:after="80" w:line="300" w:lineRule="auto"/>
+      </w:pPr>
+      <w:r>
+        <w:rPr>
+          <w:rFonts w:ascii="黑体" w:hAnsi="黑体" w:eastAsia="黑体"/>
+          <w:b/>
+          <w:color w:val="1F4E79"/>
+          <w:sz w:val="24"/>
+        </w:rPr>
+        <w:t>（3）中国组 2｜晚清民初商绅／分产（主舞台不是文革）</w:t>
       </w:r>
     </w:p>
     <w:p>
@@ -678,21 +778,21 @@
           <w:color w:val="222222"/>
           <w:sz w:val="23"/>
         </w:rPr>
-        <w:t>论据四（「有限封地」定性，原回答方向对）：欧洲采邑、中国部分世业在法律和身份上较难任意切割；兄弟分到的城市房产更接近可分割家产。没有税役豁免、没有政治护持，title（功名、学历、执业资格）还要另付。张謇 1894 年中状元后办大生纱厂，正是「title 已经很高仍要脏手办厂」的近代例；他后来也资金链紧张，说明脏手不是神话结局，只是把风险从「坐吃」换成「经营」。</w:t>
+        <w:t>家庭类似：可分割的田宅或商业资产、地方高阶层、title（功名或商总身份）贵、家里若无人带实务就容易只维持排场。这组比文革组更接近「分房产兄弟」。</w:t>
       </w:r>
     </w:p>
     <w:p>
       <w:pPr>
-        <w:spacing w:before="200" w:after="80" w:line="300" w:lineRule="auto"/>
+        <w:spacing w:before="120" w:after="60" w:line="300" w:lineRule="auto"/>
       </w:pPr>
       <w:r>
         <w:rPr>
           <w:rFonts w:ascii="黑体" w:hAnsi="黑体" w:eastAsia="黑体"/>
           <w:b/>
-          <w:color w:val="1F4E79"/>
-          <w:sz w:val="24"/>
+          <w:color w:val="222222"/>
+          <w:sz w:val="22"/>
         </w:rPr>
-        <w:t>（2）与「分房产、无人带生意、title／创业成本显得太高」类似的正反示意</w:t>
+        <w:t>正｜张謇（1853–1926）：状元身份仍长期联系非翰林的人</w:t>
       </w:r>
     </w:p>
     <w:p>
@@ -707,7 +807,7 @@
           <w:color w:val="222222"/>
           <w:sz w:val="23"/>
         </w:rPr>
-        <w:t>「这种行为」这里先按原问来取：分到房产后，主要靠被动收入维持与身份匹配的开销，觉得另起手艺或创业太贵、太跌份，家里又没有人带做生意。正＝近似处境里另开了不靠祖产的活路；反＝近似处境里把祖产当成封地花。每组只示意一对，等你限定国家与组数。</w:t>
+        <w:t>1894 年状元，title 已到当时能买到的最高一档。回南通后不是只与翰林、同乡官员互访，而是长期与本地农、工、商、学生、医卫共事（大生、师范、医院）。隔阂存在，没有用隔阂当绝交令。记载结果：1926 年病逝；大生系统后来衰败、资金链紧过，但学校医院等事业还在地方上留下。正不等于家业永固。</w:t>
       </w:r>
     </w:p>
     <w:p>
@@ -721,7 +821,7 @@
           <w:color w:val="222222"/>
           <w:sz w:val="22"/>
         </w:rPr>
-        <w:t>示意组 A｜中国｜反：晚清扬州盐商后裔的破落户路线</w:t>
+        <w:t>反｜扬州个园黄至筠盐商家：主要维持盐商同类排场</w:t>
       </w:r>
     </w:p>
     <w:p>
@@ -736,21 +836,21 @@
           <w:color w:val="222222"/>
           <w:sz w:val="23"/>
         </w:rPr>
-        <w:t>分家后园宅、戏班、功名、婚丧仍按盐商盛时的标准开支；盐引特权在陶澍等推动的票盐改革后收缩，祖产变现速度快过新技能。地方志与文集里大量「旧家子弟课蒙、作幕」。这最像「正常花销把家里钱花完」，不是戏剧性赌光。</w:t>
+        <w:t>黄至筠（个园）是两淮盐商里有名号的一家，园宅、声色、功名应酬按盛时标准。往来主圈是商总、官场与同类排场，不是为落难预备的「善良有分寸、有余力」的跨阶层长期名单。记载结果：黄至筠 1838 年去世；道光盐法变动后，两淮盐商普遍失势，个园后来易主。何炳棣研究十八世纪扬州盐商时写的是商业资本与流动，不是每一家的起居日记；黄氏是能点名的盛极而衰样本，不是实验室对照。</w:t>
       </w:r>
     </w:p>
     <w:p>
       <w:pPr>
-        <w:spacing w:before="80" w:after="60" w:line="300" w:lineRule="auto"/>
+        <w:spacing w:before="200" w:after="80" w:line="300" w:lineRule="auto"/>
       </w:pPr>
       <w:r>
         <w:rPr>
           <w:rFonts w:ascii="黑体" w:hAnsi="黑体" w:eastAsia="黑体"/>
           <w:b/>
-          <w:color w:val="222222"/>
-          <w:sz w:val="22"/>
+          <w:color w:val="1F4E79"/>
+          <w:sz w:val="24"/>
         </w:rPr>
-        <w:t>示意组 A｜中国｜正：荣宗敬、荣德生兄弟办面粉与纱厂</w:t>
+        <w:t>（4）英国 1 组</w:t>
       </w:r>
     </w:p>
     <w:p>
@@ -765,7 +865,7 @@
           <w:color w:val="222222"/>
           <w:sz w:val="23"/>
         </w:rPr>
-        <w:t>无锡荣氏不是「有地就停手」。兄弟合作经营茂新、福新、申新，把资产放进厂而不是只切成住房。他们也有投机、有破产边缘，正例不是道德完人，而是：分家压力下仍把钱和手脚放进生产。和「没人带、所以不动手」对照。</w:t>
+        <w:t>家庭类似：高阶层、开销按身份、在乎被同类怎么看。差在：英国多是长子继承，不是诸子均分的「分房产」；幼子才更像「分到的少」。下面两人对应的是体面与跨阶层联系，不是房产证分割。</w:t>
       </w:r>
     </w:p>
     <w:p>
@@ -779,7 +879,7 @@
           <w:color w:val="222222"/>
           <w:sz w:val="22"/>
         </w:rPr>
-        <w:t>示意组 B｜中国｜反：清中后期部分八旗生计</w:t>
+        <w:t>正｜第七代沙夫茨伯里伯爵 Anthony Ashley-Cooper（1801–1885）</w:t>
       </w:r>
     </w:p>
     <w:p>
@@ -794,12 +894,12 @@
           <w:color w:val="222222"/>
           <w:sz w:val="23"/>
         </w:rPr>
-        <w:t>饷银＋身份，使「脏手」与自视的地位冲突。官方也讨论过八旗生计，说明不是个别懒惰故事。后来饷减、制度垮，地位叙事带不走技能。对应你写的：在乎过去高看地位、不敢脏手。</w:t>
+        <w:t>伯爵长子，不是破落幼子。长期进工厂区、矿区、贫民学校（Ragged Schools），与非贵族、且往往「边界感不好」的贫孩、童工、工厂人群保持做事性质的联系，不是只在伦敦季和俱乐部里互访。记载结果：推动工厂工时、矿工、扫烟囱童工等立法；1885 年去世；伯爵爵位仍在。不是卖庄园济社交的那种结局。</w:t>
       </w:r>
     </w:p>
     <w:p>
       <w:pPr>
-        <w:spacing w:before="80" w:after="60" w:line="300" w:lineRule="auto"/>
+        <w:spacing w:before="120" w:after="60" w:line="300" w:lineRule="auto"/>
       </w:pPr>
       <w:r>
         <w:rPr>
@@ -808,7 +908,7 @@
           <w:color w:val="222222"/>
           <w:sz w:val="22"/>
         </w:rPr>
-        <w:t>示意组 B｜中国｜正：张謇以状元身份办大生</w:t>
+        <w:t>反｜乔治·布鲁梅尔 Beau Brummell（1778–1840）</w:t>
       </w:r>
     </w:p>
     <w:p>
@@ -823,21 +923,21 @@
           <w:color w:val="222222"/>
           <w:sz w:val="23"/>
         </w:rPr>
-        <w:t>功名是当时最高 title 之一，仍下海办厂、办本地实业。这直接顶住「拿到 title 成本已经很高，所以不能再创业」：title 是沉没成本，不自动产出现金流。张謇晚年财政同样紧，正例证明的是动手，不是保证风光到死。</w:t>
+        <w:t>中上层家庭出身，遗产足够维持体面。生活几乎全部用来保养上流社交（摄政王圈子），与能在落难时有精力、有空间伸手的非同类没有长期名单；隔阂被当成必须维持的等级本身。记载结果：1816 年因债务逃往法国，1840 年在卡昂穷死。</w:t>
       </w:r>
     </w:p>
     <w:p>
       <w:pPr>
-        <w:spacing w:before="120" w:after="60" w:line="300" w:lineRule="auto"/>
+        <w:spacing w:before="200" w:after="80" w:line="300" w:lineRule="auto"/>
       </w:pPr>
       <w:r>
         <w:rPr>
           <w:rFonts w:ascii="黑体" w:hAnsi="黑体" w:eastAsia="黑体"/>
           <w:b/>
-          <w:color w:val="222222"/>
-          <w:sz w:val="22"/>
+          <w:color w:val="1F4E79"/>
+          <w:sz w:val="24"/>
         </w:rPr>
-        <w:t>示意组 C｜英国／美国｜反：英国贵族幼子的绅士开销；美国范德比尔特第三代及以后的宅邸竞赛</w:t>
+        <w:t>（5）日本 1 组</w:t>
       </w:r>
     </w:p>
     <w:p>
@@ -852,12 +952,12 @@
           <w:color w:val="222222"/>
           <w:sz w:val="23"/>
         </w:rPr>
-        <w:t>长子继承制下幼子往往没有庄园本体，却仍可能按绅士生活花钱，中晚年靠军职、教会、殖民地、婚姻或出售剩余资产。范德比尔特一侧，挥霍高峰多在第三代宅邸与社交，而不是原回答写的第二代立刻败光。反例要用对代数，否则会看错你自己处在第几代压力里。</w:t>
+        <w:t>家庭类似：法律上的「封地／华族」被取消或家禄被切小，出身仍被自己和周围当成高阶层；在乎旧地位，脏手（公司职员、农商）会掉价。1947 年华族制度废除加财产税，和明治秩禄处分，都是「有限封地」被切的制度史。</w:t>
       </w:r>
     </w:p>
     <w:p>
       <w:pPr>
-        <w:spacing w:before="80" w:after="60" w:line="300" w:lineRule="auto"/>
+        <w:spacing w:before="120" w:after="60" w:line="300" w:lineRule="auto"/>
       </w:pPr>
       <w:r>
         <w:rPr>
@@ -866,7 +966,7 @@
           <w:color w:val="222222"/>
           <w:sz w:val="22"/>
         </w:rPr>
-        <w:t>示意组 C｜西欧｜正：罗斯柴尔德五子分驻各地仍经营银行</w:t>
+        <w:t>正｜德川恒孝（1940– ）：华族取消后进公司，日常关系在同事里</w:t>
       </w:r>
     </w:p>
     <w:p>
@@ -881,21 +981,21 @@
           <w:color w:val="222222"/>
           <w:sz w:val="23"/>
         </w:rPr>
-        <w:t>迈尔·阿姆谢尔的儿子们分到法兰克福、维也纳、伦敦、那不勒斯、巴黎，分的是网点，不是把本金改成住宅后停业。这更接近「分家以后仍然有人带、仍然做同一门生意」。你家庭缺的是「带领一下」，这一正例的条件你并不自动具备——所以它是对照，不是安慰：没有带领时，替代是自己从很小的脏手开始，而不是假装已有五子网络。</w:t>
+        <w:t>德川宗家第 18 代。1947 年华族法律地位取消，财产税后本邸生活不能再当封地。进日本邮船从职员做起，长期名单是公司同事与工作关系，不是只维持旧华族互访。记载结果：走完公司人生涯；家督名目仍在，生活形态已是薪水，不是坐吃采邑。此例还在世，只记公开事实，不写私生活。</w:t>
       </w:r>
     </w:p>
     <w:p>
       <w:pPr>
-        <w:spacing w:before="200" w:after="80" w:line="300" w:lineRule="auto"/>
+        <w:spacing w:before="120" w:after="60" w:line="300" w:lineRule="auto"/>
       </w:pPr>
       <w:r>
         <w:rPr>
           <w:rFonts w:ascii="黑体" w:hAnsi="黑体" w:eastAsia="黑体"/>
           <w:b/>
-          <w:color w:val="1F4E79"/>
-          <w:sz w:val="24"/>
+          <w:color w:val="222222"/>
+          <w:sz w:val="22"/>
         </w:rPr>
-        <w:t>（3）和提问未说完、但你补充的性格如何接上</w:t>
+        <w:t>反｜戊辰战后会津藩士在斗南藩：家禄切尽后仍以士身份自持</w:t>
       </w:r>
     </w:p>
     <w:p>
@@ -910,13 +1010,12 @@
           <w:color w:val="222222"/>
           <w:sz w:val="23"/>
         </w:rPr>
-        <w:t>原问要的是案例、成因、中晚年、是不是封地。你另写：想以史为鉴给自己找领悟和预见未来。史例能提供的预见其实很窄，而且可操作：若被动收入长期低于身份开销，又没有第二笔技能收入，中年会先卖小产或借贷，晚年医疗一来就穿帮。这不需要先证明你是不是「封地里的人」。封地叙事会抬自尊、也抬不敢脏手的成本。团长语录里「父母聪明又努力、离婚仍是高阶层、隔阂正常，但不等于不交际」是另一条线，记在 files/我的团长'兰利世'/团长语录.docx，不在这里展开成人生经历整理。</w:t>
+        <w:t>会津松平家是地方最高阶层之一，战争失败后面封被取消，残部迁到青森斗南藩，石高极小。大量藩士记载仍按武士身份自处，农作不熟、寒地开垦失败，与当地农民渔民的长期共事不是默认选项。记载结果：斗南时期贫病、流散的记载很多（会津侧史、藩士回忆）；松平容保本人后来在东京，1893 年去世，家已不是藩主经济。这是群体记载为主、点名家门为辅，不是每一个藩士都有完整传记。</w:t>
       </w:r>
     </w:p>
     <w:p>
       <w:pPr>
-        <w:spacing w:before="160" w:after="80" w:line="300" w:lineRule="auto"/>
-        <w:shd w:fill="EAF2F8" w:val="clear"/>
+        <w:spacing w:before="200" w:after="80" w:line="300" w:lineRule="auto"/>
       </w:pPr>
       <w:r>
         <w:rPr>
@@ -925,7 +1024,22 @@
           <w:color w:val="1F4E79"/>
           <w:sz w:val="24"/>
         </w:rPr>
-        <w:t>需要限定哪个国家，哪个国家几组正反？请直接回复例如：中国 2 组正反、英国 1 组正反。收到限定后，再按你的家庭类似条件重写，并收紧史料，不把谚语当成定律。</w:t>
+        <w:t>（6）这四组能预见什么、不能预见什么</w:t>
+      </w:r>
+    </w:p>
+    <w:p>
+      <w:pPr>
+        <w:spacing w:before="0" w:after="120" w:line="300" w:lineRule="auto"/>
+        <w:ind w:firstLine="403"/>
+      </w:pPr>
+      <w:r>
+        <w:rPr>
+          <w:rFonts w:ascii="宋体" w:hAnsi="宋体" w:eastAsia="宋体"/>
+          <w:b w:val="0"/>
+          <w:color w:val="222222"/>
+          <w:sz w:val="23"/>
+        </w:rPr>
+        <w:t>能核对的只有行为＋记载结果：做了跨阶层、善良有分寸的长期联系，落难时有时会出现一口饭、一份工作、一条立法盟友；没做、只保养原阶层排场，记载里更常见卖产、穷死、孤立中垮掉。不能核对的是因果定律——老舍说明做了也可能死，张謇说明做了家业仍可能衰。以你写明的消极、不愿努力、在乎旧地位、不敢脏手：史例若用来证明「我仍是高阶层所以可以先不交际」，就是在用团长的前半句取消后半句。团长后半句才是动作。</w:t>
       </w:r>
     </w:p>
     <w:p>
@@ -939,7 +1053,7 @@
           <w:color w:val="555555"/>
           <w:sz w:val="18"/>
         </w:rPr>
-        <w:t>转写据四张问答截图；图四结尾按你提供的整句补全。评论里的示意史例待你限定国家与组数后可替换。未展开四组问答中的另外三组。</w:t>
+        <w:t>转写据四张问答截图。评论已按 2026-10-07 的限定替换原先示意组。未展开四组问答中的另外三组。</w:t>
       </w:r>
     </w:p>
     <w:sectPr>

--- a/files/累觉时代独特？实往有例参照/01-分房产兄弟-正常花销与有限封地-OCR与评论.docx
+++ b/files/累觉时代独特？实往有例参照/01-分房产兄弟-正常花销与有限封地-OCR与评论.docx
@@ -594,6 +594,720 @@
     </w:p>
     <w:p>
       <w:pPr>
+        <w:spacing w:before="160" w:after="80"/>
+      </w:pPr>
+      <w:r>
+        <w:rPr>
+          <w:rFonts w:ascii="黑体" w:hAnsi="黑体" w:eastAsia="黑体"/>
+          <w:b/>
+          <w:color w:val="1F4E79"/>
+          <w:sz w:val="22"/>
+        </w:rPr>
+        <w:t>对照表（正／反都有主语）</w:t>
+      </w:r>
+    </w:p>
+    <w:p>
+      <w:pPr>
+        <w:spacing w:before="0" w:after="120"/>
+      </w:pPr>
+      <w:r>
+        <w:rPr>
+          <w:rFonts w:ascii="宋体" w:hAnsi="宋体" w:eastAsia="宋体"/>
+          <w:b w:val="0"/>
+          <w:color w:val="1F4E79"/>
+          <w:sz w:val="20"/>
+        </w:rPr>
+        <w:t>「反」必须自带主语：是另一种人／另一家，不是正例那一行的结果句。正＝做了团长说的那种联系；反＝没有保持那种联系。</w:t>
+      </w:r>
+    </w:p>
+    <w:tbl>
+      <w:tblPr>
+        <w:tblStyle w:val="TableGrid"/>
+        <w:tblW w:type="auto" w:w="0"/>
+        <w:jc w:val="center"/>
+        <w:tblLayout w:type="fixed"/>
+        <w:tblLook w:firstColumn="1" w:firstRow="1" w:lastColumn="0" w:lastRow="0" w:noHBand="0" w:noVBand="1" w:val="04A0"/>
+      </w:tblPr>
+      <w:tblGrid>
+        <w:gridCol w:w="1901"/>
+        <w:gridCol w:w="1901"/>
+        <w:gridCol w:w="1901"/>
+        <w:gridCol w:w="1901"/>
+        <w:gridCol w:w="1901"/>
+      </w:tblGrid>
+      <w:tr>
+        <w:tc>
+          <w:tcPr>
+            <w:tcW w:type="dxa" w:w="1901"/>
+            <w:vAlign w:val="center"/>
+            <w:tcW w:w="1296" w:type="dxa"/>
+            <w:shd w:fill="1F4E79" w:val="clear"/>
+            <w:shd w:fill="1F4E79" w:val="clear"/>
+          </w:tcPr>
+          <w:p>
+            <w:pPr>
+              <w:spacing w:before="0" w:after="0" w:line="252" w:lineRule="auto"/>
+              <w:jc w:val="center"/>
+            </w:pPr>
+            <w:r>
+              <w:rPr>
+                <w:rFonts w:ascii="黑体" w:hAnsi="黑体" w:eastAsia="黑体"/>
+                <w:b/>
+                <w:color w:val="FFFFFF"/>
+                <w:sz w:val="17"/>
+              </w:rPr>
+            </w:r>
+            <w:r>
+              <w:rPr>
+                <w:rFonts w:ascii="黑体" w:hAnsi="黑体" w:eastAsia="黑体"/>
+                <w:b/>
+                <w:color w:val="FFFFFF"/>
+                <w:sz w:val="17"/>
+              </w:rPr>
+              <w:t>组</w:t>
+            </w:r>
+          </w:p>
+        </w:tc>
+        <w:tc>
+          <w:tcPr>
+            <w:tcW w:type="dxa" w:w="1901"/>
+            <w:vAlign w:val="center"/>
+            <w:tcW w:w="1944" w:type="dxa"/>
+            <w:shd w:fill="1F4E79" w:val="clear"/>
+            <w:shd w:fill="1F4E79" w:val="clear"/>
+          </w:tcPr>
+          <w:p>
+            <w:pPr>
+              <w:spacing w:before="0" w:after="0" w:line="252" w:lineRule="auto"/>
+              <w:jc w:val="center"/>
+            </w:pPr>
+            <w:r>
+              <w:rPr>
+                <w:rFonts w:ascii="黑体" w:hAnsi="黑体" w:eastAsia="黑体"/>
+                <w:b/>
+                <w:color w:val="FFFFFF"/>
+                <w:sz w:val="17"/>
+              </w:rPr>
+            </w:r>
+            <w:r>
+              <w:rPr>
+                <w:rFonts w:ascii="黑体" w:hAnsi="黑体" w:eastAsia="黑体"/>
+                <w:b/>
+                <w:color w:val="FFFFFF"/>
+                <w:sz w:val="17"/>
+              </w:rPr>
+              <w:t>正的主语（做了那种联系）</w:t>
+            </w:r>
+          </w:p>
+        </w:tc>
+        <w:tc>
+          <w:tcPr>
+            <w:tcW w:type="dxa" w:w="1901"/>
+            <w:vAlign w:val="center"/>
+            <w:tcW w:w="2448" w:type="dxa"/>
+            <w:shd w:fill="1F4E79" w:val="clear"/>
+            <w:shd w:fill="1F4E79" w:val="clear"/>
+          </w:tcPr>
+          <w:p>
+            <w:pPr>
+              <w:spacing w:before="0" w:after="0" w:line="252" w:lineRule="auto"/>
+              <w:jc w:val="center"/>
+            </w:pPr>
+            <w:r>
+              <w:rPr>
+                <w:rFonts w:ascii="黑体" w:hAnsi="黑体" w:eastAsia="黑体"/>
+                <w:b/>
+                <w:color w:val="FFFFFF"/>
+                <w:sz w:val="17"/>
+              </w:rPr>
+            </w:r>
+            <w:r>
+              <w:rPr>
+                <w:rFonts w:ascii="黑体" w:hAnsi="黑体" w:eastAsia="黑体"/>
+                <w:b/>
+                <w:color w:val="FFFFFF"/>
+                <w:sz w:val="17"/>
+              </w:rPr>
+              <w:t>正：记载结果</w:t>
+            </w:r>
+          </w:p>
+        </w:tc>
+        <w:tc>
+          <w:tcPr>
+            <w:tcW w:type="dxa" w:w="1901"/>
+            <w:vAlign w:val="center"/>
+            <w:tcW w:w="2448" w:type="dxa"/>
+            <w:shd w:fill="1F4E79" w:val="clear"/>
+            <w:shd w:fill="1F4E79" w:val="clear"/>
+          </w:tcPr>
+          <w:p>
+            <w:pPr>
+              <w:spacing w:before="0" w:after="0" w:line="252" w:lineRule="auto"/>
+              <w:jc w:val="center"/>
+            </w:pPr>
+            <w:r>
+              <w:rPr>
+                <w:rFonts w:ascii="黑体" w:hAnsi="黑体" w:eastAsia="黑体"/>
+                <w:b/>
+                <w:color w:val="FFFFFF"/>
+                <w:sz w:val="17"/>
+              </w:rPr>
+            </w:r>
+            <w:r>
+              <w:rPr>
+                <w:rFonts w:ascii="黑体" w:hAnsi="黑体" w:eastAsia="黑体"/>
+                <w:b/>
+                <w:color w:val="FFFFFF"/>
+                <w:sz w:val="17"/>
+              </w:rPr>
+              <w:t>反的主语（没有那种联系的另一种人／家）</w:t>
+            </w:r>
+          </w:p>
+        </w:tc>
+        <w:tc>
+          <w:tcPr>
+            <w:tcW w:type="dxa" w:w="1901"/>
+            <w:vAlign w:val="center"/>
+            <w:tcW w:w="2448" w:type="dxa"/>
+            <w:shd w:fill="1F4E79" w:val="clear"/>
+            <w:shd w:fill="1F4E79" w:val="clear"/>
+          </w:tcPr>
+          <w:p>
+            <w:pPr>
+              <w:spacing w:before="0" w:after="0" w:line="252" w:lineRule="auto"/>
+              <w:jc w:val="center"/>
+            </w:pPr>
+            <w:r>
+              <w:rPr>
+                <w:rFonts w:ascii="黑体" w:hAnsi="黑体" w:eastAsia="黑体"/>
+                <w:b/>
+                <w:color w:val="FFFFFF"/>
+                <w:sz w:val="17"/>
+              </w:rPr>
+            </w:r>
+            <w:r>
+              <w:rPr>
+                <w:rFonts w:ascii="黑体" w:hAnsi="黑体" w:eastAsia="黑体"/>
+                <w:b/>
+                <w:color w:val="FFFFFF"/>
+                <w:sz w:val="17"/>
+              </w:rPr>
+              <w:t>反：记载结果</w:t>
+            </w:r>
+          </w:p>
+        </w:tc>
+      </w:tr>
+      <w:tr>
+        <w:tc>
+          <w:tcPr>
+            <w:tcW w:type="dxa" w:w="1901"/>
+            <w:vAlign w:val="center"/>
+            <w:tcW w:w="1296" w:type="dxa"/>
+            <w:shd w:fill="FFFFFF" w:val="clear"/>
+            <w:shd w:fill="FFFFFF" w:val="clear"/>
+          </w:tcPr>
+          <w:p>
+            <w:pPr>
+              <w:spacing w:before="0" w:after="0" w:line="252" w:lineRule="auto"/>
+              <w:jc w:val="left"/>
+            </w:pPr>
+            <w:r/>
+            <w:r>
+              <w:rPr>
+                <w:rFonts w:ascii="宋体" w:hAnsi="宋体" w:eastAsia="宋体"/>
+                <w:b w:val="0"/>
+                <w:color w:val="222222"/>
+                <w:sz w:val="18"/>
+              </w:rPr>
+              <w:t>中国·文革</w:t>
+            </w:r>
+          </w:p>
+        </w:tc>
+        <w:tc>
+          <w:tcPr>
+            <w:tcW w:type="dxa" w:w="1901"/>
+            <w:vAlign w:val="center"/>
+            <w:tcW w:w="1944" w:type="dxa"/>
+            <w:shd w:fill="FFFFFF" w:val="clear"/>
+            <w:shd w:fill="FFFFFF" w:val="clear"/>
+          </w:tcPr>
+          <w:p>
+            <w:pPr>
+              <w:spacing w:before="0" w:after="0" w:line="252" w:lineRule="auto"/>
+              <w:jc w:val="left"/>
+            </w:pPr>
+            <w:r/>
+            <w:r>
+              <w:rPr>
+                <w:rFonts w:ascii="宋体" w:hAnsi="宋体" w:eastAsia="宋体"/>
+                <w:b w:val="0"/>
+                <w:color w:val="222222"/>
+                <w:sz w:val="18"/>
+              </w:rPr>
+              <w:t>张伯驹</w:t>
+            </w:r>
+          </w:p>
+        </w:tc>
+        <w:tc>
+          <w:tcPr>
+            <w:tcW w:type="dxa" w:w="1901"/>
+            <w:vAlign w:val="center"/>
+            <w:tcW w:w="2448" w:type="dxa"/>
+            <w:shd w:fill="FFFFFF" w:val="clear"/>
+            <w:shd w:fill="FFFFFF" w:val="clear"/>
+          </w:tcPr>
+          <w:p>
+            <w:pPr>
+              <w:spacing w:before="0" w:after="0" w:line="252" w:lineRule="auto"/>
+              <w:jc w:val="left"/>
+            </w:pPr>
+            <w:r/>
+            <w:r>
+              <w:rPr>
+                <w:rFonts w:ascii="宋体" w:hAnsi="宋体" w:eastAsia="宋体"/>
+                <w:b w:val="0"/>
+                <w:color w:val="222222"/>
+                <w:sz w:val="18"/>
+              </w:rPr>
+              <w:t>文革仍被冲击；人活到 1982；藏品已不在手头</w:t>
+            </w:r>
+          </w:p>
+        </w:tc>
+        <w:tc>
+          <w:tcPr>
+            <w:tcW w:type="dxa" w:w="1901"/>
+            <w:vAlign w:val="center"/>
+            <w:tcW w:w="2448" w:type="dxa"/>
+            <w:shd w:fill="FFFFFF" w:val="clear"/>
+            <w:shd w:fill="FFFFFF" w:val="clear"/>
+          </w:tcPr>
+          <w:p>
+            <w:pPr>
+              <w:spacing w:before="0" w:after="0" w:line="252" w:lineRule="auto"/>
+              <w:jc w:val="left"/>
+            </w:pPr>
+            <w:r/>
+            <w:r>
+              <w:rPr>
+                <w:rFonts w:ascii="宋体" w:hAnsi="宋体" w:eastAsia="宋体"/>
+                <w:b w:val="0"/>
+                <w:color w:val="222222"/>
+                <w:sz w:val="18"/>
+              </w:rPr>
+              <w:t>傅雷、朱梅馥</w:t>
+            </w:r>
+          </w:p>
+        </w:tc>
+        <w:tc>
+          <w:tcPr>
+            <w:tcW w:type="dxa" w:w="1901"/>
+            <w:vAlign w:val="center"/>
+            <w:tcW w:w="2448" w:type="dxa"/>
+            <w:shd w:fill="FFFFFF" w:val="clear"/>
+            <w:shd w:fill="FFFFFF" w:val="clear"/>
+          </w:tcPr>
+          <w:p>
+            <w:pPr>
+              <w:spacing w:before="0" w:after="0" w:line="252" w:lineRule="auto"/>
+              <w:jc w:val="left"/>
+            </w:pPr>
+            <w:r/>
+            <w:r>
+              <w:rPr>
+                <w:rFonts w:ascii="宋体" w:hAnsi="宋体" w:eastAsia="宋体"/>
+                <w:b w:val="0"/>
+                <w:color w:val="222222"/>
+                <w:sz w:val="18"/>
+              </w:rPr>
+              <w:t>1966-09-03 夫妇自杀</w:t>
+            </w:r>
+          </w:p>
+        </w:tc>
+      </w:tr>
+      <w:tr>
+        <w:tc>
+          <w:tcPr>
+            <w:tcW w:type="dxa" w:w="1901"/>
+            <w:vAlign w:val="center"/>
+            <w:tcW w:w="1296" w:type="dxa"/>
+            <w:shd w:fill="FFFFFF" w:val="clear"/>
+            <w:shd w:fill="F4F7FA" w:val="clear"/>
+          </w:tcPr>
+          <w:p>
+            <w:pPr>
+              <w:spacing w:before="0" w:after="0" w:line="252" w:lineRule="auto"/>
+              <w:jc w:val="left"/>
+            </w:pPr>
+            <w:r/>
+            <w:r>
+              <w:rPr>
+                <w:rFonts w:ascii="宋体" w:hAnsi="宋体" w:eastAsia="宋体"/>
+                <w:b w:val="0"/>
+                <w:color w:val="222222"/>
+                <w:sz w:val="18"/>
+              </w:rPr>
+              <w:t>中国·商绅</w:t>
+            </w:r>
+          </w:p>
+        </w:tc>
+        <w:tc>
+          <w:tcPr>
+            <w:tcW w:type="dxa" w:w="1901"/>
+            <w:vAlign w:val="center"/>
+            <w:tcW w:w="1944" w:type="dxa"/>
+            <w:shd w:fill="FFFFFF" w:val="clear"/>
+            <w:shd w:fill="F4F7FA" w:val="clear"/>
+          </w:tcPr>
+          <w:p>
+            <w:pPr>
+              <w:spacing w:before="0" w:after="0" w:line="252" w:lineRule="auto"/>
+              <w:jc w:val="left"/>
+            </w:pPr>
+            <w:r/>
+            <w:r>
+              <w:rPr>
+                <w:rFonts w:ascii="宋体" w:hAnsi="宋体" w:eastAsia="宋体"/>
+                <w:b w:val="0"/>
+                <w:color w:val="222222"/>
+                <w:sz w:val="18"/>
+              </w:rPr>
+              <w:t>张謇</w:t>
+            </w:r>
+          </w:p>
+        </w:tc>
+        <w:tc>
+          <w:tcPr>
+            <w:tcW w:type="dxa" w:w="1901"/>
+            <w:vAlign w:val="center"/>
+            <w:tcW w:w="2448" w:type="dxa"/>
+            <w:shd w:fill="FFFFFF" w:val="clear"/>
+            <w:shd w:fill="F4F7FA" w:val="clear"/>
+          </w:tcPr>
+          <w:p>
+            <w:pPr>
+              <w:spacing w:before="0" w:after="0" w:line="252" w:lineRule="auto"/>
+              <w:jc w:val="left"/>
+            </w:pPr>
+            <w:r/>
+            <w:r>
+              <w:rPr>
+                <w:rFonts w:ascii="宋体" w:hAnsi="宋体" w:eastAsia="宋体"/>
+                <w:b w:val="0"/>
+                <w:color w:val="222222"/>
+                <w:sz w:val="18"/>
+              </w:rPr>
+              <w:t>1926 病逝；大生后来衰；学校医院留下</w:t>
+            </w:r>
+          </w:p>
+        </w:tc>
+        <w:tc>
+          <w:tcPr>
+            <w:tcW w:type="dxa" w:w="1901"/>
+            <w:vAlign w:val="center"/>
+            <w:tcW w:w="2448" w:type="dxa"/>
+            <w:shd w:fill="FFFFFF" w:val="clear"/>
+            <w:shd w:fill="F4F7FA" w:val="clear"/>
+          </w:tcPr>
+          <w:p>
+            <w:pPr>
+              <w:spacing w:before="0" w:after="0" w:line="252" w:lineRule="auto"/>
+              <w:jc w:val="left"/>
+            </w:pPr>
+            <w:r/>
+            <w:r>
+              <w:rPr>
+                <w:rFonts w:ascii="宋体" w:hAnsi="宋体" w:eastAsia="宋体"/>
+                <w:b w:val="0"/>
+                <w:color w:val="222222"/>
+                <w:sz w:val="18"/>
+              </w:rPr>
+              <w:t>个园黄至筠盐商家</w:t>
+            </w:r>
+          </w:p>
+        </w:tc>
+        <w:tc>
+          <w:tcPr>
+            <w:tcW w:type="dxa" w:w="1901"/>
+            <w:vAlign w:val="center"/>
+            <w:tcW w:w="2448" w:type="dxa"/>
+            <w:shd w:fill="FFFFFF" w:val="clear"/>
+            <w:shd w:fill="F4F7FA" w:val="clear"/>
+          </w:tcPr>
+          <w:p>
+            <w:pPr>
+              <w:spacing w:before="0" w:after="0" w:line="252" w:lineRule="auto"/>
+              <w:jc w:val="left"/>
+            </w:pPr>
+            <w:r/>
+            <w:r>
+              <w:rPr>
+                <w:rFonts w:ascii="宋体" w:hAnsi="宋体" w:eastAsia="宋体"/>
+                <w:b w:val="0"/>
+                <w:color w:val="222222"/>
+                <w:sz w:val="18"/>
+              </w:rPr>
+              <w:t>道光后盐商失势；个园易主</w:t>
+            </w:r>
+          </w:p>
+        </w:tc>
+      </w:tr>
+      <w:tr>
+        <w:tc>
+          <w:tcPr>
+            <w:tcW w:type="dxa" w:w="1901"/>
+            <w:vAlign w:val="center"/>
+            <w:tcW w:w="1296" w:type="dxa"/>
+            <w:shd w:fill="FFFFFF" w:val="clear"/>
+            <w:shd w:fill="FFFFFF" w:val="clear"/>
+          </w:tcPr>
+          <w:p>
+            <w:pPr>
+              <w:spacing w:before="0" w:after="0" w:line="252" w:lineRule="auto"/>
+              <w:jc w:val="left"/>
+            </w:pPr>
+            <w:r/>
+            <w:r>
+              <w:rPr>
+                <w:rFonts w:ascii="宋体" w:hAnsi="宋体" w:eastAsia="宋体"/>
+                <w:b w:val="0"/>
+                <w:color w:val="222222"/>
+                <w:sz w:val="18"/>
+              </w:rPr>
+              <w:t>英国</w:t>
+            </w:r>
+          </w:p>
+        </w:tc>
+        <w:tc>
+          <w:tcPr>
+            <w:tcW w:type="dxa" w:w="1901"/>
+            <w:vAlign w:val="center"/>
+            <w:tcW w:w="1944" w:type="dxa"/>
+            <w:shd w:fill="FFFFFF" w:val="clear"/>
+            <w:shd w:fill="FFFFFF" w:val="clear"/>
+          </w:tcPr>
+          <w:p>
+            <w:pPr>
+              <w:spacing w:before="0" w:after="0" w:line="252" w:lineRule="auto"/>
+              <w:jc w:val="left"/>
+            </w:pPr>
+            <w:r/>
+            <w:r>
+              <w:rPr>
+                <w:rFonts w:ascii="宋体" w:hAnsi="宋体" w:eastAsia="宋体"/>
+                <w:b w:val="0"/>
+                <w:color w:val="222222"/>
+                <w:sz w:val="18"/>
+              </w:rPr>
+              <w:t>第七代沙夫茨伯里伯爵</w:t>
+            </w:r>
+          </w:p>
+        </w:tc>
+        <w:tc>
+          <w:tcPr>
+            <w:tcW w:type="dxa" w:w="1901"/>
+            <w:vAlign w:val="center"/>
+            <w:tcW w:w="2448" w:type="dxa"/>
+            <w:shd w:fill="FFFFFF" w:val="clear"/>
+            <w:shd w:fill="FFFFFF" w:val="clear"/>
+          </w:tcPr>
+          <w:p>
+            <w:pPr>
+              <w:spacing w:before="0" w:after="0" w:line="252" w:lineRule="auto"/>
+              <w:jc w:val="left"/>
+            </w:pPr>
+            <w:r/>
+            <w:r>
+              <w:rPr>
+                <w:rFonts w:ascii="宋体" w:hAnsi="宋体" w:eastAsia="宋体"/>
+                <w:b w:val="0"/>
+                <w:color w:val="222222"/>
+                <w:sz w:val="18"/>
+              </w:rPr>
+              <w:t>推动工厂立法；1885 年卒；爵位仍在</w:t>
+            </w:r>
+          </w:p>
+        </w:tc>
+        <w:tc>
+          <w:tcPr>
+            <w:tcW w:type="dxa" w:w="1901"/>
+            <w:vAlign w:val="center"/>
+            <w:tcW w:w="2448" w:type="dxa"/>
+            <w:shd w:fill="FFFFFF" w:val="clear"/>
+            <w:shd w:fill="FFFFFF" w:val="clear"/>
+          </w:tcPr>
+          <w:p>
+            <w:pPr>
+              <w:spacing w:before="0" w:after="0" w:line="252" w:lineRule="auto"/>
+              <w:jc w:val="left"/>
+            </w:pPr>
+            <w:r/>
+            <w:r>
+              <w:rPr>
+                <w:rFonts w:ascii="宋体" w:hAnsi="宋体" w:eastAsia="宋体"/>
+                <w:b w:val="0"/>
+                <w:color w:val="222222"/>
+                <w:sz w:val="18"/>
+              </w:rPr>
+              <w:t>乔治·布鲁梅尔</w:t>
+            </w:r>
+          </w:p>
+        </w:tc>
+        <w:tc>
+          <w:tcPr>
+            <w:tcW w:type="dxa" w:w="1901"/>
+            <w:vAlign w:val="center"/>
+            <w:tcW w:w="2448" w:type="dxa"/>
+            <w:shd w:fill="FFFFFF" w:val="clear"/>
+            <w:shd w:fill="FFFFFF" w:val="clear"/>
+          </w:tcPr>
+          <w:p>
+            <w:pPr>
+              <w:spacing w:before="0" w:after="0" w:line="252" w:lineRule="auto"/>
+              <w:jc w:val="left"/>
+            </w:pPr>
+            <w:r/>
+            <w:r>
+              <w:rPr>
+                <w:rFonts w:ascii="宋体" w:hAnsi="宋体" w:eastAsia="宋体"/>
+                <w:b w:val="0"/>
+                <w:color w:val="222222"/>
+                <w:sz w:val="18"/>
+              </w:rPr>
+              <w:t>1816 逃法；1840 年在卡昂穷死</w:t>
+            </w:r>
+          </w:p>
+        </w:tc>
+      </w:tr>
+      <w:tr>
+        <w:tc>
+          <w:tcPr>
+            <w:tcW w:type="dxa" w:w="1901"/>
+            <w:vAlign w:val="center"/>
+            <w:tcW w:w="1296" w:type="dxa"/>
+            <w:shd w:fill="FFFFFF" w:val="clear"/>
+            <w:shd w:fill="F4F7FA" w:val="clear"/>
+          </w:tcPr>
+          <w:p>
+            <w:pPr>
+              <w:spacing w:before="0" w:after="0" w:line="252" w:lineRule="auto"/>
+              <w:jc w:val="left"/>
+            </w:pPr>
+            <w:r/>
+            <w:r>
+              <w:rPr>
+                <w:rFonts w:ascii="宋体" w:hAnsi="宋体" w:eastAsia="宋体"/>
+                <w:b w:val="0"/>
+                <w:color w:val="222222"/>
+                <w:sz w:val="18"/>
+              </w:rPr>
+              <w:t>日本</w:t>
+            </w:r>
+          </w:p>
+        </w:tc>
+        <w:tc>
+          <w:tcPr>
+            <w:tcW w:type="dxa" w:w="1901"/>
+            <w:vAlign w:val="center"/>
+            <w:tcW w:w="1944" w:type="dxa"/>
+            <w:shd w:fill="FFFFFF" w:val="clear"/>
+            <w:shd w:fill="F4F7FA" w:val="clear"/>
+          </w:tcPr>
+          <w:p>
+            <w:pPr>
+              <w:spacing w:before="0" w:after="0" w:line="252" w:lineRule="auto"/>
+              <w:jc w:val="left"/>
+            </w:pPr>
+            <w:r/>
+            <w:r>
+              <w:rPr>
+                <w:rFonts w:ascii="宋体" w:hAnsi="宋体" w:eastAsia="宋体"/>
+                <w:b w:val="0"/>
+                <w:color w:val="222222"/>
+                <w:sz w:val="18"/>
+              </w:rPr>
+              <w:t>德川恒孝</w:t>
+            </w:r>
+          </w:p>
+        </w:tc>
+        <w:tc>
+          <w:tcPr>
+            <w:tcW w:type="dxa" w:w="1901"/>
+            <w:vAlign w:val="center"/>
+            <w:tcW w:w="2448" w:type="dxa"/>
+            <w:shd w:fill="FFFFFF" w:val="clear"/>
+            <w:shd w:fill="F4F7FA" w:val="clear"/>
+          </w:tcPr>
+          <w:p>
+            <w:pPr>
+              <w:spacing w:before="0" w:after="0" w:line="252" w:lineRule="auto"/>
+              <w:jc w:val="left"/>
+            </w:pPr>
+            <w:r/>
+            <w:r>
+              <w:rPr>
+                <w:rFonts w:ascii="宋体" w:hAnsi="宋体" w:eastAsia="宋体"/>
+                <w:b w:val="0"/>
+                <w:color w:val="222222"/>
+                <w:sz w:val="18"/>
+              </w:rPr>
+              <w:t>日本邮船职员生涯；家督名目仍在</w:t>
+            </w:r>
+          </w:p>
+        </w:tc>
+        <w:tc>
+          <w:tcPr>
+            <w:tcW w:type="dxa" w:w="1901"/>
+            <w:vAlign w:val="center"/>
+            <w:tcW w:w="2448" w:type="dxa"/>
+            <w:shd w:fill="FFFFFF" w:val="clear"/>
+            <w:shd w:fill="F4F7FA" w:val="clear"/>
+          </w:tcPr>
+          <w:p>
+            <w:pPr>
+              <w:spacing w:before="0" w:after="0" w:line="252" w:lineRule="auto"/>
+              <w:jc w:val="left"/>
+            </w:pPr>
+            <w:r/>
+            <w:r>
+              <w:rPr>
+                <w:rFonts w:ascii="宋体" w:hAnsi="宋体" w:eastAsia="宋体"/>
+                <w:b w:val="0"/>
+                <w:color w:val="222222"/>
+                <w:sz w:val="18"/>
+              </w:rPr>
+              <w:t>会津藩士（斗南藩时期）</w:t>
+            </w:r>
+          </w:p>
+        </w:tc>
+        <w:tc>
+          <w:tcPr>
+            <w:tcW w:type="dxa" w:w="1901"/>
+            <w:vAlign w:val="center"/>
+            <w:tcW w:w="2448" w:type="dxa"/>
+            <w:shd w:fill="FFFFFF" w:val="clear"/>
+            <w:shd w:fill="F4F7FA" w:val="clear"/>
+          </w:tcPr>
+          <w:p>
+            <w:pPr>
+              <w:spacing w:before="0" w:after="0" w:line="252" w:lineRule="auto"/>
+              <w:jc w:val="left"/>
+            </w:pPr>
+            <w:r/>
+            <w:r>
+              <w:rPr>
+                <w:rFonts w:ascii="宋体" w:hAnsi="宋体" w:eastAsia="宋体"/>
+                <w:b w:val="0"/>
+                <w:color w:val="222222"/>
+                <w:sz w:val="18"/>
+              </w:rPr>
+              <w:t>贫病流散记载多；松平容保 1893 卒于东京，已无藩主经济</w:t>
+            </w:r>
+          </w:p>
+        </w:tc>
+      </w:tr>
+    </w:tbl>
+    <w:p>
+      <w:pPr>
         <w:spacing w:before="120" w:after="80" w:line="300" w:lineRule="auto"/>
       </w:pPr>
       <w:r>

--- a/files/累觉时代独特？实往有例参照/01-分房产兄弟-正常花销与有限封地-OCR与评论.docx
+++ b/files/累觉时代独特？实往有例参照/01-分房产兄弟-正常花销与有限封地-OCR与评论.docx
@@ -574,12 +574,12 @@
           <w:color w:val="1F4E79"/>
           <w:sz w:val="28"/>
         </w:rPr>
-        <w:t>二、Agent 评论（论点与史实论据）</w:t>
+        <w:t>二、Agent 评论（按你的限定重写）</w:t>
       </w:r>
     </w:p>
     <w:p>
       <w:pPr>
-        <w:spacing w:before="40" w:after="200" w:line="300" w:lineRule="auto"/>
+        <w:spacing w:before="40" w:after="160" w:line="300" w:lineRule="auto"/>
         <w:shd w:fill="FFF6E8" w:val="clear"/>
       </w:pPr>
       <w:r>
@@ -589,12 +589,726 @@
           <w:color w:val="8A4B12"/>
           <w:sz w:val="22"/>
         </w:rPr>
-        <w:t>每次先问：需要限定哪个国家，哪个国家几组正反？下面只是未获限定前的示意，不是替你选定样本。你回复国家与组数后，再按你的框重写正反例。</w:t>
+        <w:t>限定已收到：中国 2 组正反（一组含文革时期），英国、日本各 1 组正反。正反＝是否做了团长语录里那件事，不是谁更成功。每条先写家庭类似点，再写行为，最后只给一个记载结果。类比不是身份证复印件，差在哪里会点明。</w:t>
       </w:r>
     </w:p>
     <w:p>
       <w:pPr>
-        <w:spacing w:before="80" w:after="80" w:line="300" w:lineRule="auto"/>
+        <w:spacing w:before="160" w:after="80"/>
+      </w:pPr>
+      <w:r>
+        <w:rPr>
+          <w:rFonts w:ascii="黑体" w:hAnsi="黑体" w:eastAsia="黑体"/>
+          <w:b/>
+          <w:color w:val="1F4E79"/>
+          <w:sz w:val="22"/>
+        </w:rPr>
+        <w:t>对照表（正／反都有主语）</w:t>
+      </w:r>
+    </w:p>
+    <w:p>
+      <w:pPr>
+        <w:spacing w:before="0" w:after="120"/>
+      </w:pPr>
+      <w:r>
+        <w:rPr>
+          <w:rFonts w:ascii="宋体" w:hAnsi="宋体" w:eastAsia="宋体"/>
+          <w:b w:val="0"/>
+          <w:color w:val="1F4E79"/>
+          <w:sz w:val="20"/>
+        </w:rPr>
+        <w:t>「反」必须自带主语：是另一种人／另一家，不是正例那一行的结果句。正＝做了团长说的那种联系；反＝没有保持那种联系。</w:t>
+      </w:r>
+    </w:p>
+    <w:tbl>
+      <w:tblPr>
+        <w:tblStyle w:val="TableGrid"/>
+        <w:tblW w:type="auto" w:w="0"/>
+        <w:jc w:val="center"/>
+        <w:tblLayout w:type="fixed"/>
+        <w:tblLook w:firstColumn="1" w:firstRow="1" w:lastColumn="0" w:lastRow="0" w:noHBand="0" w:noVBand="1" w:val="04A0"/>
+      </w:tblPr>
+      <w:tblGrid>
+        <w:gridCol w:w="1901"/>
+        <w:gridCol w:w="1901"/>
+        <w:gridCol w:w="1901"/>
+        <w:gridCol w:w="1901"/>
+        <w:gridCol w:w="1901"/>
+      </w:tblGrid>
+      <w:tr>
+        <w:tc>
+          <w:tcPr>
+            <w:tcW w:type="dxa" w:w="1901"/>
+            <w:vAlign w:val="center"/>
+            <w:tcW w:w="1296" w:type="dxa"/>
+            <w:shd w:fill="1F4E79" w:val="clear"/>
+            <w:shd w:fill="1F4E79" w:val="clear"/>
+          </w:tcPr>
+          <w:p>
+            <w:pPr>
+              <w:spacing w:before="0" w:after="0" w:line="252" w:lineRule="auto"/>
+              <w:jc w:val="center"/>
+            </w:pPr>
+            <w:r>
+              <w:rPr>
+                <w:rFonts w:ascii="黑体" w:hAnsi="黑体" w:eastAsia="黑体"/>
+                <w:b/>
+                <w:color w:val="FFFFFF"/>
+                <w:sz w:val="17"/>
+              </w:rPr>
+            </w:r>
+            <w:r>
+              <w:rPr>
+                <w:rFonts w:ascii="黑体" w:hAnsi="黑体" w:eastAsia="黑体"/>
+                <w:b/>
+                <w:color w:val="FFFFFF"/>
+                <w:sz w:val="17"/>
+              </w:rPr>
+              <w:t>组</w:t>
+            </w:r>
+          </w:p>
+        </w:tc>
+        <w:tc>
+          <w:tcPr>
+            <w:tcW w:type="dxa" w:w="1901"/>
+            <w:vAlign w:val="center"/>
+            <w:tcW w:w="1944" w:type="dxa"/>
+            <w:shd w:fill="1F4E79" w:val="clear"/>
+            <w:shd w:fill="1F4E79" w:val="clear"/>
+          </w:tcPr>
+          <w:p>
+            <w:pPr>
+              <w:spacing w:before="0" w:after="0" w:line="252" w:lineRule="auto"/>
+              <w:jc w:val="center"/>
+            </w:pPr>
+            <w:r>
+              <w:rPr>
+                <w:rFonts w:ascii="黑体" w:hAnsi="黑体" w:eastAsia="黑体"/>
+                <w:b/>
+                <w:color w:val="FFFFFF"/>
+                <w:sz w:val="17"/>
+              </w:rPr>
+            </w:r>
+            <w:r>
+              <w:rPr>
+                <w:rFonts w:ascii="黑体" w:hAnsi="黑体" w:eastAsia="黑体"/>
+                <w:b/>
+                <w:color w:val="FFFFFF"/>
+                <w:sz w:val="17"/>
+              </w:rPr>
+              <w:t>正的主语（做了那种联系）</w:t>
+            </w:r>
+          </w:p>
+        </w:tc>
+        <w:tc>
+          <w:tcPr>
+            <w:tcW w:type="dxa" w:w="1901"/>
+            <w:vAlign w:val="center"/>
+            <w:tcW w:w="2448" w:type="dxa"/>
+            <w:shd w:fill="1F4E79" w:val="clear"/>
+            <w:shd w:fill="1F4E79" w:val="clear"/>
+          </w:tcPr>
+          <w:p>
+            <w:pPr>
+              <w:spacing w:before="0" w:after="0" w:line="252" w:lineRule="auto"/>
+              <w:jc w:val="center"/>
+            </w:pPr>
+            <w:r>
+              <w:rPr>
+                <w:rFonts w:ascii="黑体" w:hAnsi="黑体" w:eastAsia="黑体"/>
+                <w:b/>
+                <w:color w:val="FFFFFF"/>
+                <w:sz w:val="17"/>
+              </w:rPr>
+            </w:r>
+            <w:r>
+              <w:rPr>
+                <w:rFonts w:ascii="黑体" w:hAnsi="黑体" w:eastAsia="黑体"/>
+                <w:b/>
+                <w:color w:val="FFFFFF"/>
+                <w:sz w:val="17"/>
+              </w:rPr>
+              <w:t>正：记载结果</w:t>
+            </w:r>
+          </w:p>
+        </w:tc>
+        <w:tc>
+          <w:tcPr>
+            <w:tcW w:type="dxa" w:w="1901"/>
+            <w:vAlign w:val="center"/>
+            <w:tcW w:w="2448" w:type="dxa"/>
+            <w:shd w:fill="1F4E79" w:val="clear"/>
+            <w:shd w:fill="1F4E79" w:val="clear"/>
+          </w:tcPr>
+          <w:p>
+            <w:pPr>
+              <w:spacing w:before="0" w:after="0" w:line="252" w:lineRule="auto"/>
+              <w:jc w:val="center"/>
+            </w:pPr>
+            <w:r>
+              <w:rPr>
+                <w:rFonts w:ascii="黑体" w:hAnsi="黑体" w:eastAsia="黑体"/>
+                <w:b/>
+                <w:color w:val="FFFFFF"/>
+                <w:sz w:val="17"/>
+              </w:rPr>
+            </w:r>
+            <w:r>
+              <w:rPr>
+                <w:rFonts w:ascii="黑体" w:hAnsi="黑体" w:eastAsia="黑体"/>
+                <w:b/>
+                <w:color w:val="FFFFFF"/>
+                <w:sz w:val="17"/>
+              </w:rPr>
+              <w:t>反的主语（没有那种联系的另一种人／家）</w:t>
+            </w:r>
+          </w:p>
+        </w:tc>
+        <w:tc>
+          <w:tcPr>
+            <w:tcW w:type="dxa" w:w="1901"/>
+            <w:vAlign w:val="center"/>
+            <w:tcW w:w="2448" w:type="dxa"/>
+            <w:shd w:fill="1F4E79" w:val="clear"/>
+            <w:shd w:fill="1F4E79" w:val="clear"/>
+          </w:tcPr>
+          <w:p>
+            <w:pPr>
+              <w:spacing w:before="0" w:after="0" w:line="252" w:lineRule="auto"/>
+              <w:jc w:val="center"/>
+            </w:pPr>
+            <w:r>
+              <w:rPr>
+                <w:rFonts w:ascii="黑体" w:hAnsi="黑体" w:eastAsia="黑体"/>
+                <w:b/>
+                <w:color w:val="FFFFFF"/>
+                <w:sz w:val="17"/>
+              </w:rPr>
+            </w:r>
+            <w:r>
+              <w:rPr>
+                <w:rFonts w:ascii="黑体" w:hAnsi="黑体" w:eastAsia="黑体"/>
+                <w:b/>
+                <w:color w:val="FFFFFF"/>
+                <w:sz w:val="17"/>
+              </w:rPr>
+              <w:t>反：记载结果</w:t>
+            </w:r>
+          </w:p>
+        </w:tc>
+      </w:tr>
+      <w:tr>
+        <w:tc>
+          <w:tcPr>
+            <w:tcW w:type="dxa" w:w="1901"/>
+            <w:vAlign w:val="center"/>
+            <w:tcW w:w="1296" w:type="dxa"/>
+            <w:shd w:fill="FFFFFF" w:val="clear"/>
+            <w:shd w:fill="FFFFFF" w:val="clear"/>
+          </w:tcPr>
+          <w:p>
+            <w:pPr>
+              <w:spacing w:before="0" w:after="0" w:line="252" w:lineRule="auto"/>
+              <w:jc w:val="left"/>
+            </w:pPr>
+            <w:r/>
+            <w:r>
+              <w:rPr>
+                <w:rFonts w:ascii="宋体" w:hAnsi="宋体" w:eastAsia="宋体"/>
+                <w:b w:val="0"/>
+                <w:color w:val="222222"/>
+                <w:sz w:val="18"/>
+              </w:rPr>
+              <w:t>中国·文革</w:t>
+            </w:r>
+          </w:p>
+        </w:tc>
+        <w:tc>
+          <w:tcPr>
+            <w:tcW w:type="dxa" w:w="1901"/>
+            <w:vAlign w:val="center"/>
+            <w:tcW w:w="1944" w:type="dxa"/>
+            <w:shd w:fill="FFFFFF" w:val="clear"/>
+            <w:shd w:fill="FFFFFF" w:val="clear"/>
+          </w:tcPr>
+          <w:p>
+            <w:pPr>
+              <w:spacing w:before="0" w:after="0" w:line="252" w:lineRule="auto"/>
+              <w:jc w:val="left"/>
+            </w:pPr>
+            <w:r/>
+            <w:r>
+              <w:rPr>
+                <w:rFonts w:ascii="宋体" w:hAnsi="宋体" w:eastAsia="宋体"/>
+                <w:b w:val="0"/>
+                <w:color w:val="222222"/>
+                <w:sz w:val="18"/>
+              </w:rPr>
+              <w:t>张伯驹</w:t>
+            </w:r>
+          </w:p>
+        </w:tc>
+        <w:tc>
+          <w:tcPr>
+            <w:tcW w:type="dxa" w:w="1901"/>
+            <w:vAlign w:val="center"/>
+            <w:tcW w:w="2448" w:type="dxa"/>
+            <w:shd w:fill="FFFFFF" w:val="clear"/>
+            <w:shd w:fill="FFFFFF" w:val="clear"/>
+          </w:tcPr>
+          <w:p>
+            <w:pPr>
+              <w:spacing w:before="0" w:after="0" w:line="252" w:lineRule="auto"/>
+              <w:jc w:val="left"/>
+            </w:pPr>
+            <w:r/>
+            <w:r>
+              <w:rPr>
+                <w:rFonts w:ascii="宋体" w:hAnsi="宋体" w:eastAsia="宋体"/>
+                <w:b w:val="0"/>
+                <w:color w:val="222222"/>
+                <w:sz w:val="18"/>
+              </w:rPr>
+              <w:t>文革仍被冲击；人活到 1982；藏品已不在手头</w:t>
+            </w:r>
+          </w:p>
+        </w:tc>
+        <w:tc>
+          <w:tcPr>
+            <w:tcW w:type="dxa" w:w="1901"/>
+            <w:vAlign w:val="center"/>
+            <w:tcW w:w="2448" w:type="dxa"/>
+            <w:shd w:fill="FFFFFF" w:val="clear"/>
+            <w:shd w:fill="FFFFFF" w:val="clear"/>
+          </w:tcPr>
+          <w:p>
+            <w:pPr>
+              <w:spacing w:before="0" w:after="0" w:line="252" w:lineRule="auto"/>
+              <w:jc w:val="left"/>
+            </w:pPr>
+            <w:r/>
+            <w:r>
+              <w:rPr>
+                <w:rFonts w:ascii="宋体" w:hAnsi="宋体" w:eastAsia="宋体"/>
+                <w:b w:val="0"/>
+                <w:color w:val="222222"/>
+                <w:sz w:val="18"/>
+              </w:rPr>
+              <w:t>傅雷、朱梅馥</w:t>
+            </w:r>
+          </w:p>
+        </w:tc>
+        <w:tc>
+          <w:tcPr>
+            <w:tcW w:type="dxa" w:w="1901"/>
+            <w:vAlign w:val="center"/>
+            <w:tcW w:w="2448" w:type="dxa"/>
+            <w:shd w:fill="FFFFFF" w:val="clear"/>
+            <w:shd w:fill="FFFFFF" w:val="clear"/>
+          </w:tcPr>
+          <w:p>
+            <w:pPr>
+              <w:spacing w:before="0" w:after="0" w:line="252" w:lineRule="auto"/>
+              <w:jc w:val="left"/>
+            </w:pPr>
+            <w:r/>
+            <w:r>
+              <w:rPr>
+                <w:rFonts w:ascii="宋体" w:hAnsi="宋体" w:eastAsia="宋体"/>
+                <w:b w:val="0"/>
+                <w:color w:val="222222"/>
+                <w:sz w:val="18"/>
+              </w:rPr>
+              <w:t>1966-09-03 夫妇自杀</w:t>
+            </w:r>
+          </w:p>
+        </w:tc>
+      </w:tr>
+      <w:tr>
+        <w:tc>
+          <w:tcPr>
+            <w:tcW w:type="dxa" w:w="1901"/>
+            <w:vAlign w:val="center"/>
+            <w:tcW w:w="1296" w:type="dxa"/>
+            <w:shd w:fill="FFFFFF" w:val="clear"/>
+            <w:shd w:fill="F4F7FA" w:val="clear"/>
+          </w:tcPr>
+          <w:p>
+            <w:pPr>
+              <w:spacing w:before="0" w:after="0" w:line="252" w:lineRule="auto"/>
+              <w:jc w:val="left"/>
+            </w:pPr>
+            <w:r/>
+            <w:r>
+              <w:rPr>
+                <w:rFonts w:ascii="宋体" w:hAnsi="宋体" w:eastAsia="宋体"/>
+                <w:b w:val="0"/>
+                <w:color w:val="222222"/>
+                <w:sz w:val="18"/>
+              </w:rPr>
+              <w:t>中国·商绅</w:t>
+            </w:r>
+          </w:p>
+        </w:tc>
+        <w:tc>
+          <w:tcPr>
+            <w:tcW w:type="dxa" w:w="1901"/>
+            <w:vAlign w:val="center"/>
+            <w:tcW w:w="1944" w:type="dxa"/>
+            <w:shd w:fill="FFFFFF" w:val="clear"/>
+            <w:shd w:fill="F4F7FA" w:val="clear"/>
+          </w:tcPr>
+          <w:p>
+            <w:pPr>
+              <w:spacing w:before="0" w:after="0" w:line="252" w:lineRule="auto"/>
+              <w:jc w:val="left"/>
+            </w:pPr>
+            <w:r/>
+            <w:r>
+              <w:rPr>
+                <w:rFonts w:ascii="宋体" w:hAnsi="宋体" w:eastAsia="宋体"/>
+                <w:b w:val="0"/>
+                <w:color w:val="222222"/>
+                <w:sz w:val="18"/>
+              </w:rPr>
+              <w:t>张謇</w:t>
+            </w:r>
+          </w:p>
+        </w:tc>
+        <w:tc>
+          <w:tcPr>
+            <w:tcW w:type="dxa" w:w="1901"/>
+            <w:vAlign w:val="center"/>
+            <w:tcW w:w="2448" w:type="dxa"/>
+            <w:shd w:fill="FFFFFF" w:val="clear"/>
+            <w:shd w:fill="F4F7FA" w:val="clear"/>
+          </w:tcPr>
+          <w:p>
+            <w:pPr>
+              <w:spacing w:before="0" w:after="0" w:line="252" w:lineRule="auto"/>
+              <w:jc w:val="left"/>
+            </w:pPr>
+            <w:r/>
+            <w:r>
+              <w:rPr>
+                <w:rFonts w:ascii="宋体" w:hAnsi="宋体" w:eastAsia="宋体"/>
+                <w:b w:val="0"/>
+                <w:color w:val="222222"/>
+                <w:sz w:val="18"/>
+              </w:rPr>
+              <w:t>1926 病逝；大生后来衰；学校医院留下</w:t>
+            </w:r>
+          </w:p>
+        </w:tc>
+        <w:tc>
+          <w:tcPr>
+            <w:tcW w:type="dxa" w:w="1901"/>
+            <w:vAlign w:val="center"/>
+            <w:tcW w:w="2448" w:type="dxa"/>
+            <w:shd w:fill="FFFFFF" w:val="clear"/>
+            <w:shd w:fill="F4F7FA" w:val="clear"/>
+          </w:tcPr>
+          <w:p>
+            <w:pPr>
+              <w:spacing w:before="0" w:after="0" w:line="252" w:lineRule="auto"/>
+              <w:jc w:val="left"/>
+            </w:pPr>
+            <w:r/>
+            <w:r>
+              <w:rPr>
+                <w:rFonts w:ascii="宋体" w:hAnsi="宋体" w:eastAsia="宋体"/>
+                <w:b w:val="0"/>
+                <w:color w:val="222222"/>
+                <w:sz w:val="18"/>
+              </w:rPr>
+              <w:t>个园黄至筠盐商家</w:t>
+            </w:r>
+          </w:p>
+        </w:tc>
+        <w:tc>
+          <w:tcPr>
+            <w:tcW w:type="dxa" w:w="1901"/>
+            <w:vAlign w:val="center"/>
+            <w:tcW w:w="2448" w:type="dxa"/>
+            <w:shd w:fill="FFFFFF" w:val="clear"/>
+            <w:shd w:fill="F4F7FA" w:val="clear"/>
+          </w:tcPr>
+          <w:p>
+            <w:pPr>
+              <w:spacing w:before="0" w:after="0" w:line="252" w:lineRule="auto"/>
+              <w:jc w:val="left"/>
+            </w:pPr>
+            <w:r/>
+            <w:r>
+              <w:rPr>
+                <w:rFonts w:ascii="宋体" w:hAnsi="宋体" w:eastAsia="宋体"/>
+                <w:b w:val="0"/>
+                <w:color w:val="222222"/>
+                <w:sz w:val="18"/>
+              </w:rPr>
+              <w:t>道光后盐商失势；个园易主</w:t>
+            </w:r>
+          </w:p>
+        </w:tc>
+      </w:tr>
+      <w:tr>
+        <w:tc>
+          <w:tcPr>
+            <w:tcW w:type="dxa" w:w="1901"/>
+            <w:vAlign w:val="center"/>
+            <w:tcW w:w="1296" w:type="dxa"/>
+            <w:shd w:fill="FFFFFF" w:val="clear"/>
+            <w:shd w:fill="FFFFFF" w:val="clear"/>
+          </w:tcPr>
+          <w:p>
+            <w:pPr>
+              <w:spacing w:before="0" w:after="0" w:line="252" w:lineRule="auto"/>
+              <w:jc w:val="left"/>
+            </w:pPr>
+            <w:r/>
+            <w:r>
+              <w:rPr>
+                <w:rFonts w:ascii="宋体" w:hAnsi="宋体" w:eastAsia="宋体"/>
+                <w:b w:val="0"/>
+                <w:color w:val="222222"/>
+                <w:sz w:val="18"/>
+              </w:rPr>
+              <w:t>英国</w:t>
+            </w:r>
+          </w:p>
+        </w:tc>
+        <w:tc>
+          <w:tcPr>
+            <w:tcW w:type="dxa" w:w="1901"/>
+            <w:vAlign w:val="center"/>
+            <w:tcW w:w="1944" w:type="dxa"/>
+            <w:shd w:fill="FFFFFF" w:val="clear"/>
+            <w:shd w:fill="FFFFFF" w:val="clear"/>
+          </w:tcPr>
+          <w:p>
+            <w:pPr>
+              <w:spacing w:before="0" w:after="0" w:line="252" w:lineRule="auto"/>
+              <w:jc w:val="left"/>
+            </w:pPr>
+            <w:r/>
+            <w:r>
+              <w:rPr>
+                <w:rFonts w:ascii="宋体" w:hAnsi="宋体" w:eastAsia="宋体"/>
+                <w:b w:val="0"/>
+                <w:color w:val="222222"/>
+                <w:sz w:val="18"/>
+              </w:rPr>
+              <w:t>第七代沙夫茨伯里伯爵</w:t>
+            </w:r>
+          </w:p>
+        </w:tc>
+        <w:tc>
+          <w:tcPr>
+            <w:tcW w:type="dxa" w:w="1901"/>
+            <w:vAlign w:val="center"/>
+            <w:tcW w:w="2448" w:type="dxa"/>
+            <w:shd w:fill="FFFFFF" w:val="clear"/>
+            <w:shd w:fill="FFFFFF" w:val="clear"/>
+          </w:tcPr>
+          <w:p>
+            <w:pPr>
+              <w:spacing w:before="0" w:after="0" w:line="252" w:lineRule="auto"/>
+              <w:jc w:val="left"/>
+            </w:pPr>
+            <w:r/>
+            <w:r>
+              <w:rPr>
+                <w:rFonts w:ascii="宋体" w:hAnsi="宋体" w:eastAsia="宋体"/>
+                <w:b w:val="0"/>
+                <w:color w:val="222222"/>
+                <w:sz w:val="18"/>
+              </w:rPr>
+              <w:t>推动工厂立法；1885 年卒；爵位仍在</w:t>
+            </w:r>
+          </w:p>
+        </w:tc>
+        <w:tc>
+          <w:tcPr>
+            <w:tcW w:type="dxa" w:w="1901"/>
+            <w:vAlign w:val="center"/>
+            <w:tcW w:w="2448" w:type="dxa"/>
+            <w:shd w:fill="FFFFFF" w:val="clear"/>
+            <w:shd w:fill="FFFFFF" w:val="clear"/>
+          </w:tcPr>
+          <w:p>
+            <w:pPr>
+              <w:spacing w:before="0" w:after="0" w:line="252" w:lineRule="auto"/>
+              <w:jc w:val="left"/>
+            </w:pPr>
+            <w:r/>
+            <w:r>
+              <w:rPr>
+                <w:rFonts w:ascii="宋体" w:hAnsi="宋体" w:eastAsia="宋体"/>
+                <w:b w:val="0"/>
+                <w:color w:val="222222"/>
+                <w:sz w:val="18"/>
+              </w:rPr>
+              <w:t>乔治·布鲁梅尔</w:t>
+            </w:r>
+          </w:p>
+        </w:tc>
+        <w:tc>
+          <w:tcPr>
+            <w:tcW w:type="dxa" w:w="1901"/>
+            <w:vAlign w:val="center"/>
+            <w:tcW w:w="2448" w:type="dxa"/>
+            <w:shd w:fill="FFFFFF" w:val="clear"/>
+            <w:shd w:fill="FFFFFF" w:val="clear"/>
+          </w:tcPr>
+          <w:p>
+            <w:pPr>
+              <w:spacing w:before="0" w:after="0" w:line="252" w:lineRule="auto"/>
+              <w:jc w:val="left"/>
+            </w:pPr>
+            <w:r/>
+            <w:r>
+              <w:rPr>
+                <w:rFonts w:ascii="宋体" w:hAnsi="宋体" w:eastAsia="宋体"/>
+                <w:b w:val="0"/>
+                <w:color w:val="222222"/>
+                <w:sz w:val="18"/>
+              </w:rPr>
+              <w:t>1816 逃法；1840 年在卡昂穷死</w:t>
+            </w:r>
+          </w:p>
+        </w:tc>
+      </w:tr>
+      <w:tr>
+        <w:tc>
+          <w:tcPr>
+            <w:tcW w:type="dxa" w:w="1901"/>
+            <w:vAlign w:val="center"/>
+            <w:tcW w:w="1296" w:type="dxa"/>
+            <w:shd w:fill="FFFFFF" w:val="clear"/>
+            <w:shd w:fill="F4F7FA" w:val="clear"/>
+          </w:tcPr>
+          <w:p>
+            <w:pPr>
+              <w:spacing w:before="0" w:after="0" w:line="252" w:lineRule="auto"/>
+              <w:jc w:val="left"/>
+            </w:pPr>
+            <w:r/>
+            <w:r>
+              <w:rPr>
+                <w:rFonts w:ascii="宋体" w:hAnsi="宋体" w:eastAsia="宋体"/>
+                <w:b w:val="0"/>
+                <w:color w:val="222222"/>
+                <w:sz w:val="18"/>
+              </w:rPr>
+              <w:t>日本</w:t>
+            </w:r>
+          </w:p>
+        </w:tc>
+        <w:tc>
+          <w:tcPr>
+            <w:tcW w:type="dxa" w:w="1901"/>
+            <w:vAlign w:val="center"/>
+            <w:tcW w:w="1944" w:type="dxa"/>
+            <w:shd w:fill="FFFFFF" w:val="clear"/>
+            <w:shd w:fill="F4F7FA" w:val="clear"/>
+          </w:tcPr>
+          <w:p>
+            <w:pPr>
+              <w:spacing w:before="0" w:after="0" w:line="252" w:lineRule="auto"/>
+              <w:jc w:val="left"/>
+            </w:pPr>
+            <w:r/>
+            <w:r>
+              <w:rPr>
+                <w:rFonts w:ascii="宋体" w:hAnsi="宋体" w:eastAsia="宋体"/>
+                <w:b w:val="0"/>
+                <w:color w:val="222222"/>
+                <w:sz w:val="18"/>
+              </w:rPr>
+              <w:t>德川恒孝</w:t>
+            </w:r>
+          </w:p>
+        </w:tc>
+        <w:tc>
+          <w:tcPr>
+            <w:tcW w:type="dxa" w:w="1901"/>
+            <w:vAlign w:val="center"/>
+            <w:tcW w:w="2448" w:type="dxa"/>
+            <w:shd w:fill="FFFFFF" w:val="clear"/>
+            <w:shd w:fill="F4F7FA" w:val="clear"/>
+          </w:tcPr>
+          <w:p>
+            <w:pPr>
+              <w:spacing w:before="0" w:after="0" w:line="252" w:lineRule="auto"/>
+              <w:jc w:val="left"/>
+            </w:pPr>
+            <w:r/>
+            <w:r>
+              <w:rPr>
+                <w:rFonts w:ascii="宋体" w:hAnsi="宋体" w:eastAsia="宋体"/>
+                <w:b w:val="0"/>
+                <w:color w:val="222222"/>
+                <w:sz w:val="18"/>
+              </w:rPr>
+              <w:t>日本邮船职员生涯；家督名目仍在</w:t>
+            </w:r>
+          </w:p>
+        </w:tc>
+        <w:tc>
+          <w:tcPr>
+            <w:tcW w:type="dxa" w:w="1901"/>
+            <w:vAlign w:val="center"/>
+            <w:tcW w:w="2448" w:type="dxa"/>
+            <w:shd w:fill="FFFFFF" w:val="clear"/>
+            <w:shd w:fill="F4F7FA" w:val="clear"/>
+          </w:tcPr>
+          <w:p>
+            <w:pPr>
+              <w:spacing w:before="0" w:after="0" w:line="252" w:lineRule="auto"/>
+              <w:jc w:val="left"/>
+            </w:pPr>
+            <w:r/>
+            <w:r>
+              <w:rPr>
+                <w:rFonts w:ascii="宋体" w:hAnsi="宋体" w:eastAsia="宋体"/>
+                <w:b w:val="0"/>
+                <w:color w:val="222222"/>
+                <w:sz w:val="18"/>
+              </w:rPr>
+              <w:t>会津藩士（斗南藩时期）</w:t>
+            </w:r>
+          </w:p>
+        </w:tc>
+        <w:tc>
+          <w:tcPr>
+            <w:tcW w:type="dxa" w:w="1901"/>
+            <w:vAlign w:val="center"/>
+            <w:tcW w:w="2448" w:type="dxa"/>
+            <w:shd w:fill="FFFFFF" w:val="clear"/>
+            <w:shd w:fill="F4F7FA" w:val="clear"/>
+          </w:tcPr>
+          <w:p>
+            <w:pPr>
+              <w:spacing w:before="0" w:after="0" w:line="252" w:lineRule="auto"/>
+              <w:jc w:val="left"/>
+            </w:pPr>
+            <w:r/>
+            <w:r>
+              <w:rPr>
+                <w:rFonts w:ascii="宋体" w:hAnsi="宋体" w:eastAsia="宋体"/>
+                <w:b w:val="0"/>
+                <w:color w:val="222222"/>
+                <w:sz w:val="18"/>
+              </w:rPr>
+              <w:t>贫病流散记载多；松平容保 1893 卒于东京，已无藩主经济</w:t>
+            </w:r>
+          </w:p>
+        </w:tc>
+      </w:tr>
+    </w:tbl>
+    <w:p>
+      <w:pPr>
+        <w:spacing w:before="120" w:after="80" w:line="300" w:lineRule="auto"/>
       </w:pPr>
       <w:r>
         <w:rPr>
@@ -603,7 +1317,36 @@
           <w:color w:val="1F4E79"/>
           <w:sz w:val="24"/>
         </w:rPr>
-        <w:t>（1）以史为鉴，会利好行动和判断吗？</w:t>
+        <w:t>（0）以后可复用的 prompt（你说不知道怎么描述家庭类似）</w:t>
+      </w:r>
+    </w:p>
+    <w:p>
+      <w:pPr>
+        <w:spacing w:before="0" w:after="120" w:line="300" w:lineRule="auto"/>
+        <w:ind w:firstLine="403"/>
+      </w:pPr>
+      <w:r>
+        <w:rPr>
+          <w:rFonts w:ascii="宋体" w:hAnsi="宋体" w:eastAsia="宋体"/>
+          <w:b w:val="0"/>
+          <w:color w:val="222222"/>
+          <w:sz w:val="22"/>
+        </w:rPr>
+        <w:t>家庭类似条件（筛史例用这个，不要用帝王权斗顶替）：①有可分割家产（房产/田/铺），经历过兄弟分家或财产被切小，不是法律保护的采邑；②父母一辈聪明且努力，家中有矛盾或婚姻破裂，但出身仍属当地相对高阶层（士绅、商贾、专业/知识层、乡绅/华族）；③当事人在乎自尊和过去被高看的地位，觉得 title（功名/学历/资格）和创业成本高，家里没人带做实务，对脏手营生有阻力；④与某些群体生活逻辑不合、有隔阂。正反只按团长做过的事分，不按结局好坏分。团长做过的事：承认即便利离婚/家中矛盾仍是高阶层、隔阂正常；不是有隔阂就完全不交际；对接触下来善良、有点分寸的人（哪怕边界感不好、哪怕不是同一阶层）长期联系，预备落难时对方有精力也有空间帮忙。正＝做过这些事的人/家；反＝因身份、自尊、体面只留在原阶层，把不同类或「脏手」的人剔出长期名单。每例只要一个有出处的记载结果（死、活、卖产、改行、被庇护、自杀、事业存续等）。必须写明：结果是记载，不是「因为听/不听团长」的实验证明。中国 2 组（其中 1 组含文革时期），英国 1 组，日本 1 组；每组正、反各 1。</w:t>
+      </w:r>
+    </w:p>
+    <w:p>
+      <w:pPr>
+        <w:spacing w:before="200" w:after="80" w:line="300" w:lineRule="auto"/>
+      </w:pPr>
+      <w:r>
+        <w:rPr>
+          <w:rFonts w:ascii="黑体" w:hAnsi="黑体" w:eastAsia="黑体"/>
+          <w:b/>
+          <w:color w:val="1F4E79"/>
+          <w:sz w:val="24"/>
+        </w:rPr>
+        <w:t>（1）团长做过的事，用来当正反轴</w:t>
       </w:r>
     </w:p>
     <w:p>
@@ -618,7 +1361,21 @@
           <w:color w:val="222222"/>
           <w:sz w:val="23"/>
         </w:rPr>
-        <w:t>论点：对判断可以利好；对行动是否利好，取决于你拿史例做什么。以你写明的性格——偏向消极、创伤下「不愿努力」、在乎自尊和过去被高看的地位、不敢脏手——读史更容易变成「原来古来如此，我这样很正常」的安抚，而不是当月可执行的改口。安抚不是无用，但它不自动等于预见，更不自动等于行动。</w:t>
+        <w:t>短回忆：「你父母都是聪明又努力的人」。完整语录里可核对的动作只有这些：不把家中矛盾写成已经掉出高阶层；隔阂正常；不因此绝交；仗义每是屠狗辈——善良、有点分寸的人（哪怕边界感不好）长期联系；理由是落难时这种人有精力也有空间帮忙。下面史例的「做了/没做」只对这几句，不改成办厂或不办厂。办厂只在类似点里偶尔出现，不当正反标准。</w:t>
+      </w:r>
+    </w:p>
+    <w:p>
+      <w:pPr>
+        <w:spacing w:before="200" w:after="80" w:line="300" w:lineRule="auto"/>
+      </w:pPr>
+      <w:r>
+        <w:rPr>
+          <w:rFonts w:ascii="黑体" w:hAnsi="黑体" w:eastAsia="黑体"/>
+          <w:b/>
+          <w:color w:val="1F4E79"/>
+          <w:sz w:val="24"/>
+        </w:rPr>
+        <w:t>（2）中国组 1｜含文革时期</w:t>
       </w:r>
     </w:p>
     <w:p>
@@ -633,7 +1390,21 @@
           <w:color w:val="222222"/>
           <w:sz w:val="23"/>
         </w:rPr>
-        <w:t>论据一（判断侧，可核对的模式，不是命运）：诸子均分把不动产切小，规模收益下降；「正常花销」按身份而不是按现金流定价；父辈技能（经营、关系、应酬排场）传给下一代时，常常只传了消费标准、没传生钱程序。何炳棣研究十八世纪扬州盐商时，写的是商业资本与社会流动，不是「第二代必然败家」的咒语；但分家、捐官、园林声色、道光以后盐法变动叠在一起，很多家的现金先于门面垮掉。这与「房租／地租 ＜ 教育婚丧社交维修」是同一道算术题。</w:t>
+        <w:t>家庭类似：都是相对高阶层的文化人/旧家，在乎体面与教养；运动一来，房产、藏品、职位被切掉，接近「有限封地取消」，不是采邑。差在：不是「分房产兄弟」的民法分割，是政治运动。文革改变不了被点名的概率，跨阶层联系最多改变有没有人敢送一口饭、报一次信。</w:t>
+      </w:r>
+    </w:p>
+    <w:p>
+      <w:pPr>
+        <w:spacing w:before="120" w:after="60" w:line="300" w:lineRule="auto"/>
+      </w:pPr>
+      <w:r>
+        <w:rPr>
+          <w:rFonts w:ascii="黑体" w:hAnsi="黑体" w:eastAsia="黑体"/>
+          <w:b/>
+          <w:color w:val="222222"/>
+          <w:sz w:val="22"/>
+        </w:rPr>
+        <w:t>正｜张伯驹（1898–1982）：做了团长那种事</w:t>
       </w:r>
     </w:p>
     <w:p>
@@ -648,7 +1419,21 @@
           <w:color w:val="222222"/>
           <w:sz w:val="23"/>
         </w:rPr>
-        <w:t>论据二（判断侧，原回答有一处会误导）：范德比尔特不是第二代就开始把家产挥霍光。科尼利厄斯 1877 年去世时约一亿美元；其子威廉·亨利（William Henry Vanderbilt）反而把财产做到约两亿美元。大宅、Breakers、游艇主要是第三代及以后的生活方式。到二十世纪中叶，许多旁支确实要自己工作。若把「二代挥霍」当成定律，会高估遗传败家、低估「哪一代开始收支倒挂」。以史为鉴若史实掐错代，判断会变差。</w:t>
+        <w:t>贵胄、收藏、旧家身份。长期与梨园中人往来（余叔岩等；旧门第里唱戏曾被看成贱业，正合「仗义每是屠狗辈」这一句的方向），不是只把自己关在清流互访里。记载结果：文革中仍被冲击、抄家、批斗；人活过运动，1982 年在北京去世。收藏主体早在 1950 年代捐给故宫等处，手头之物已不在。</w:t>
+      </w:r>
+    </w:p>
+    <w:p>
+      <w:pPr>
+        <w:spacing w:before="120" w:after="60" w:line="300" w:lineRule="auto"/>
+      </w:pPr>
+      <w:r>
+        <w:rPr>
+          <w:rFonts w:ascii="黑体" w:hAnsi="黑体" w:eastAsia="黑体"/>
+          <w:b/>
+          <w:color w:val="222222"/>
+          <w:sz w:val="22"/>
+        </w:rPr>
+        <w:t>反｜傅雷、朱梅馥：没做团长那种长期跨阶层备用网</w:t>
       </w:r>
     </w:p>
     <w:p>
@@ -663,7 +1448,36 @@
           <w:color w:val="222222"/>
           <w:sz w:val="23"/>
         </w:rPr>
-        <w:t>论据三（行动侧，对消极＋自尊敏感的人尤其要紧）：司马光编《资治通鉴》，序旨是「鉴前世之兴衰，考当今之得失」——镜子是为了得失，不是为了证明自己属于某个已消失的等级。《通鉴》读得最多的朝廷，并没有因此停止党争。个人层面也一样：知道「中年若不另开活路、晚年往往卖产」只是信息；若用它来维持「我仍是有封地感觉的人，脏手会掉价」，史例就在给不行动供粮。八旗中后期「铁杆庄稼」加身份约束，许多人不是不会营生，是营生与体面冲突；裁饷、辛亥之后，体面没有换成技能。这不是骂你，是指出通道：你要的预见，若不含「中年另开一笔不靠房产的现金流」，就仍停在身份叙述里。</w:t>
+        <w:t>翻译家高知，家书对教养、体面、分寸要求极严，生活重心在同类文化阶层与家庭内部训诫。危机到来前，记载里看不到可开门收留、可持续送物资的「善良有分寸、非同一阶层」长期名单。记载结果：1966 年 8 月抄家后，9 月 3 日夫妇在家中自杀。子傅聪其时在海外。</w:t>
+      </w:r>
+    </w:p>
+    <w:p>
+      <w:pPr>
+        <w:spacing w:before="0" w:after="120" w:line="300" w:lineRule="auto"/>
+        <w:ind w:firstLine="403"/>
+      </w:pPr>
+      <w:r>
+        <w:rPr>
+          <w:rFonts w:ascii="宋体" w:hAnsi="宋体" w:eastAsia="宋体"/>
+          <w:b w:val="0"/>
+          <w:color w:val="555555"/>
+          <w:sz w:val="23"/>
+        </w:rPr>
+        <w:t>同一组必须记住的反证：老舍一生写市井、也与底层人物气类相通，仍于 1966 年 8 月 24 日投太平湖。所以「正」不是护身符。正反只分类行为，结果各自记载。</w:t>
+      </w:r>
+    </w:p>
+    <w:p>
+      <w:pPr>
+        <w:spacing w:before="200" w:after="80" w:line="300" w:lineRule="auto"/>
+      </w:pPr>
+      <w:r>
+        <w:rPr>
+          <w:rFonts w:ascii="黑体" w:hAnsi="黑体" w:eastAsia="黑体"/>
+          <w:b/>
+          <w:color w:val="1F4E79"/>
+          <w:sz w:val="24"/>
+        </w:rPr>
+        <w:t>（3）中国组 2｜晚清民初商绅／分产（主舞台不是文革）</w:t>
       </w:r>
     </w:p>
     <w:p>
@@ -678,21 +1492,21 @@
           <w:color w:val="222222"/>
           <w:sz w:val="23"/>
         </w:rPr>
-        <w:t>论据四（「有限封地」定性，原回答方向对）：欧洲采邑、中国部分世业在法律和身份上较难任意切割；兄弟分到的城市房产更接近可分割家产。没有税役豁免、没有政治护持，title（功名、学历、执业资格）还要另付。张謇 1894 年中状元后办大生纱厂，正是「title 已经很高仍要脏手办厂」的近代例；他后来也资金链紧张，说明脏手不是神话结局，只是把风险从「坐吃」换成「经营」。</w:t>
+        <w:t>家庭类似：可分割的田宅或商业资产、地方高阶层、title（功名或商总身份）贵、家里若无人带实务就容易只维持排场。这组比文革组更接近「分房产兄弟」。</w:t>
       </w:r>
     </w:p>
     <w:p>
       <w:pPr>
-        <w:spacing w:before="200" w:after="80" w:line="300" w:lineRule="auto"/>
+        <w:spacing w:before="120" w:after="60" w:line="300" w:lineRule="auto"/>
       </w:pPr>
       <w:r>
         <w:rPr>
           <w:rFonts w:ascii="黑体" w:hAnsi="黑体" w:eastAsia="黑体"/>
           <w:b/>
-          <w:color w:val="1F4E79"/>
-          <w:sz w:val="24"/>
+          <w:color w:val="222222"/>
+          <w:sz w:val="22"/>
         </w:rPr>
-        <w:t>（2）与「分房产、无人带生意、title／创业成本显得太高」类似的正反示意</w:t>
+        <w:t>正｜张謇（1853–1926）：状元身份仍长期联系非翰林的人</w:t>
       </w:r>
     </w:p>
     <w:p>
@@ -707,7 +1521,7 @@
           <w:color w:val="222222"/>
           <w:sz w:val="23"/>
         </w:rPr>
-        <w:t>「这种行为」这里先按原问来取：分到房产后，主要靠被动收入维持与身份匹配的开销，觉得另起手艺或创业太贵、太跌份，家里又没有人带做生意。正＝近似处境里另开了不靠祖产的活路；反＝近似处境里把祖产当成封地花。每组只示意一对，等你限定国家与组数。</w:t>
+        <w:t>1894 年状元，title 已到当时能买到的最高一档。回南通后不是只与翰林、同乡官员互访，而是长期与本地农、工、商、学生、医卫共事（大生、师范、医院）。隔阂存在，没有用隔阂当绝交令。记载结果：1926 年病逝；大生系统后来衰败、资金链紧过，但学校医院等事业还在地方上留下。正不等于家业永固。</w:t>
       </w:r>
     </w:p>
     <w:p>
@@ -721,7 +1535,7 @@
           <w:color w:val="222222"/>
           <w:sz w:val="22"/>
         </w:rPr>
-        <w:t>示意组 A｜中国｜反：晚清扬州盐商后裔的破落户路线</w:t>
+        <w:t>反｜扬州个园黄至筠盐商家：主要维持盐商同类排场</w:t>
       </w:r>
     </w:p>
     <w:p>
@@ -736,21 +1550,21 @@
           <w:color w:val="222222"/>
           <w:sz w:val="23"/>
         </w:rPr>
-        <w:t>分家后园宅、戏班、功名、婚丧仍按盐商盛时的标准开支；盐引特权在陶澍等推动的票盐改革后收缩，祖产变现速度快过新技能。地方志与文集里大量「旧家子弟课蒙、作幕」。这最像「正常花销把家里钱花完」，不是戏剧性赌光。</w:t>
+        <w:t>黄至筠（个园）是两淮盐商里有名号的一家，园宅、声色、功名应酬按盛时标准。往来主圈是商总、官场与同类排场，不是为落难预备的「善良有分寸、有余力」的跨阶层长期名单。记载结果：黄至筠 1838 年去世；道光盐法变动后，两淮盐商普遍失势，个园后来易主。何炳棣研究十八世纪扬州盐商时写的是商业资本与流动，不是每一家的起居日记；黄氏是能点名的盛极而衰样本，不是实验室对照。</w:t>
       </w:r>
     </w:p>
     <w:p>
       <w:pPr>
-        <w:spacing w:before="80" w:after="60" w:line="300" w:lineRule="auto"/>
+        <w:spacing w:before="200" w:after="80" w:line="300" w:lineRule="auto"/>
       </w:pPr>
       <w:r>
         <w:rPr>
           <w:rFonts w:ascii="黑体" w:hAnsi="黑体" w:eastAsia="黑体"/>
           <w:b/>
-          <w:color w:val="222222"/>
-          <w:sz w:val="22"/>
+          <w:color w:val="1F4E79"/>
+          <w:sz w:val="24"/>
         </w:rPr>
-        <w:t>示意组 A｜中国｜正：荣宗敬、荣德生兄弟办面粉与纱厂</w:t>
+        <w:t>（4）英国 1 组</w:t>
       </w:r>
     </w:p>
     <w:p>
@@ -765,7 +1579,7 @@
           <w:color w:val="222222"/>
           <w:sz w:val="23"/>
         </w:rPr>
-        <w:t>无锡荣氏不是「有地就停手」。兄弟合作经营茂新、福新、申新，把资产放进厂而不是只切成住房。他们也有投机、有破产边缘，正例不是道德完人，而是：分家压力下仍把钱和手脚放进生产。和「没人带、所以不动手」对照。</w:t>
+        <w:t>家庭类似：高阶层、开销按身份、在乎被同类怎么看。差在：英国多是长子继承，不是诸子均分的「分房产」；幼子才更像「分到的少」。下面两人对应的是体面与跨阶层联系，不是房产证分割。</w:t>
       </w:r>
     </w:p>
     <w:p>
@@ -779,7 +1593,7 @@
           <w:color w:val="222222"/>
           <w:sz w:val="22"/>
         </w:rPr>
-        <w:t>示意组 B｜中国｜反：清中后期部分八旗生计</w:t>
+        <w:t>正｜第七代沙夫茨伯里伯爵 Anthony Ashley-Cooper（1801–1885）</w:t>
       </w:r>
     </w:p>
     <w:p>
@@ -794,12 +1608,12 @@
           <w:color w:val="222222"/>
           <w:sz w:val="23"/>
         </w:rPr>
-        <w:t>饷银＋身份，使「脏手」与自视的地位冲突。官方也讨论过八旗生计，说明不是个别懒惰故事。后来饷减、制度垮，地位叙事带不走技能。对应你写的：在乎过去高看地位、不敢脏手。</w:t>
+        <w:t>伯爵长子，不是破落幼子。长期进工厂区、矿区、贫民学校（Ragged Schools），与非贵族、且往往「边界感不好」的贫孩、童工、工厂人群保持做事性质的联系，不是只在伦敦季和俱乐部里互访。记载结果：推动工厂工时、矿工、扫烟囱童工等立法；1885 年去世；伯爵爵位仍在。不是卖庄园济社交的那种结局。</w:t>
       </w:r>
     </w:p>
     <w:p>
       <w:pPr>
-        <w:spacing w:before="80" w:after="60" w:line="300" w:lineRule="auto"/>
+        <w:spacing w:before="120" w:after="60" w:line="300" w:lineRule="auto"/>
       </w:pPr>
       <w:r>
         <w:rPr>
@@ -808,7 +1622,7 @@
           <w:color w:val="222222"/>
           <w:sz w:val="22"/>
         </w:rPr>
-        <w:t>示意组 B｜中国｜正：张謇以状元身份办大生</w:t>
+        <w:t>反｜乔治·布鲁梅尔 Beau Brummell（1778–1840）</w:t>
       </w:r>
     </w:p>
     <w:p>
@@ -823,21 +1637,21 @@
           <w:color w:val="222222"/>
           <w:sz w:val="23"/>
         </w:rPr>
-        <w:t>功名是当时最高 title 之一，仍下海办厂、办本地实业。这直接顶住「拿到 title 成本已经很高，所以不能再创业」：title 是沉没成本，不自动产出现金流。张謇晚年财政同样紧，正例证明的是动手，不是保证风光到死。</w:t>
+        <w:t>中上层家庭出身，遗产足够维持体面。生活几乎全部用来保养上流社交（摄政王圈子），与能在落难时有精力、有空间伸手的非同类没有长期名单；隔阂被当成必须维持的等级本身。记载结果：1816 年因债务逃往法国，1840 年在卡昂穷死。</w:t>
       </w:r>
     </w:p>
     <w:p>
       <w:pPr>
-        <w:spacing w:before="120" w:after="60" w:line="300" w:lineRule="auto"/>
+        <w:spacing w:before="200" w:after="80" w:line="300" w:lineRule="auto"/>
       </w:pPr>
       <w:r>
         <w:rPr>
           <w:rFonts w:ascii="黑体" w:hAnsi="黑体" w:eastAsia="黑体"/>
           <w:b/>
-          <w:color w:val="222222"/>
-          <w:sz w:val="22"/>
+          <w:color w:val="1F4E79"/>
+          <w:sz w:val="24"/>
         </w:rPr>
-        <w:t>示意组 C｜英国／美国｜反：英国贵族幼子的绅士开销；美国范德比尔特第三代及以后的宅邸竞赛</w:t>
+        <w:t>（5）日本 1 组</w:t>
       </w:r>
     </w:p>
     <w:p>
@@ -852,12 +1666,12 @@
           <w:color w:val="222222"/>
           <w:sz w:val="23"/>
         </w:rPr>
-        <w:t>长子继承制下幼子往往没有庄园本体，却仍可能按绅士生活花钱，中晚年靠军职、教会、殖民地、婚姻或出售剩余资产。范德比尔特一侧，挥霍高峰多在第三代宅邸与社交，而不是原回答写的第二代立刻败光。反例要用对代数，否则会看错你自己处在第几代压力里。</w:t>
+        <w:t>家庭类似：法律上的「封地／华族」被取消或家禄被切小，出身仍被自己和周围当成高阶层；在乎旧地位，脏手（公司职员、农商）会掉价。1947 年华族制度废除加财产税，和明治秩禄处分，都是「有限封地」被切的制度史。</w:t>
       </w:r>
     </w:p>
     <w:p>
       <w:pPr>
-        <w:spacing w:before="80" w:after="60" w:line="300" w:lineRule="auto"/>
+        <w:spacing w:before="120" w:after="60" w:line="300" w:lineRule="auto"/>
       </w:pPr>
       <w:r>
         <w:rPr>
@@ -866,7 +1680,7 @@
           <w:color w:val="222222"/>
           <w:sz w:val="22"/>
         </w:rPr>
-        <w:t>示意组 C｜西欧｜正：罗斯柴尔德五子分驻各地仍经营银行</w:t>
+        <w:t>正｜德川恒孝（1940– ）：华族取消后进公司，日常关系在同事里</w:t>
       </w:r>
     </w:p>
     <w:p>
@@ -881,21 +1695,21 @@
           <w:color w:val="222222"/>
           <w:sz w:val="23"/>
         </w:rPr>
-        <w:t>迈尔·阿姆谢尔的儿子们分到法兰克福、维也纳、伦敦、那不勒斯、巴黎，分的是网点，不是把本金改成住宅后停业。这更接近「分家以后仍然有人带、仍然做同一门生意」。你家庭缺的是「带领一下」，这一正例的条件你并不自动具备——所以它是对照，不是安慰：没有带领时，替代是自己从很小的脏手开始，而不是假装已有五子网络。</w:t>
+        <w:t>德川宗家第 18 代。1947 年华族法律地位取消，财产税后本邸生活不能再当封地。进日本邮船从职员做起，长期名单是公司同事与工作关系，不是只维持旧华族互访。记载结果：走完公司人生涯；家督名目仍在，生活形态已是薪水，不是坐吃采邑。此例还在世，只记公开事实，不写私生活。</w:t>
       </w:r>
     </w:p>
     <w:p>
       <w:pPr>
-        <w:spacing w:before="200" w:after="80" w:line="300" w:lineRule="auto"/>
+        <w:spacing w:before="120" w:after="60" w:line="300" w:lineRule="auto"/>
       </w:pPr>
       <w:r>
         <w:rPr>
           <w:rFonts w:ascii="黑体" w:hAnsi="黑体" w:eastAsia="黑体"/>
           <w:b/>
-          <w:color w:val="1F4E79"/>
-          <w:sz w:val="24"/>
+          <w:color w:val="222222"/>
+          <w:sz w:val="22"/>
         </w:rPr>
-        <w:t>（3）和提问未说完、但你补充的性格如何接上</w:t>
+        <w:t>反｜戊辰战后会津藩士在斗南藩：家禄切尽后仍以士身份自持</w:t>
       </w:r>
     </w:p>
     <w:p>
@@ -910,13 +1724,12 @@
           <w:color w:val="222222"/>
           <w:sz w:val="23"/>
         </w:rPr>
-        <w:t>原问要的是案例、成因、中晚年、是不是封地。你另写：想以史为鉴给自己找领悟和预见未来。史例能提供的预见其实很窄，而且可操作：若被动收入长期低于身份开销，又没有第二笔技能收入，中年会先卖小产或借贷，晚年医疗一来就穿帮。这不需要先证明你是不是「封地里的人」。封地叙事会抬自尊、也抬不敢脏手的成本。团长语录里「父母聪明又努力、离婚仍是高阶层、隔阂正常，但不等于不交际」是另一条线，记在 files/我的团长'兰利世'/团长语录.docx，不在这里展开成人生经历整理。</w:t>
+        <w:t>会津松平家是地方最高阶层之一，战争失败后面封被取消，残部迁到青森斗南藩，石高极小。大量藩士记载仍按武士身份自处，农作不熟、寒地开垦失败，与当地农民渔民的长期共事不是默认选项。记载结果：斗南时期贫病、流散的记载很多（会津侧史、藩士回忆）；松平容保本人后来在东京，1893 年去世，家已不是藩主经济。这是群体记载为主、点名家门为辅，不是每一个藩士都有完整传记。</w:t>
       </w:r>
     </w:p>
     <w:p>
       <w:pPr>
-        <w:spacing w:before="160" w:after="80" w:line="300" w:lineRule="auto"/>
-        <w:shd w:fill="EAF2F8" w:val="clear"/>
+        <w:spacing w:before="200" w:after="80" w:line="300" w:lineRule="auto"/>
       </w:pPr>
       <w:r>
         <w:rPr>
@@ -925,7 +1738,22 @@
           <w:color w:val="1F4E79"/>
           <w:sz w:val="24"/>
         </w:rPr>
-        <w:t>需要限定哪个国家，哪个国家几组正反？请直接回复例如：中国 2 组正反、英国 1 组正反。收到限定后，再按你的家庭类似条件重写，并收紧史料，不把谚语当成定律。</w:t>
+        <w:t>（6）这四组能预见什么、不能预见什么</w:t>
+      </w:r>
+    </w:p>
+    <w:p>
+      <w:pPr>
+        <w:spacing w:before="0" w:after="120" w:line="300" w:lineRule="auto"/>
+        <w:ind w:firstLine="403"/>
+      </w:pPr>
+      <w:r>
+        <w:rPr>
+          <w:rFonts w:ascii="宋体" w:hAnsi="宋体" w:eastAsia="宋体"/>
+          <w:b w:val="0"/>
+          <w:color w:val="222222"/>
+          <w:sz w:val="23"/>
+        </w:rPr>
+        <w:t>能核对的只有行为＋记载结果：做了跨阶层、善良有分寸的长期联系，落难时有时会出现一口饭、一份工作、一条立法盟友；没做、只保养原阶层排场，记载里更常见卖产、穷死、孤立中垮掉。不能核对的是因果定律——老舍说明做了也可能死，张謇说明做了家业仍可能衰。以你写明的消极、不愿努力、在乎旧地位、不敢脏手：史例若用来证明「我仍是高阶层所以可以先不交际」，就是在用团长的前半句取消后半句。团长后半句才是动作。</w:t>
       </w:r>
     </w:p>
     <w:p>
@@ -939,7 +1767,7 @@
           <w:color w:val="555555"/>
           <w:sz w:val="18"/>
         </w:rPr>
-        <w:t>转写据四张问答截图；图四结尾按你提供的整句补全。评论里的示意史例待你限定国家与组数后可替换。未展开四组问答中的另外三组。</w:t>
+        <w:t>转写据四张问答截图。评论已按 2026-10-07 的限定替换原先示意组。未展开四组问答中的另外三组。</w:t>
       </w:r>
     </w:p>
     <w:sectPr>

--- a/files/累觉时代独特？实往有例参照/01-分房产兄弟-正常花销与有限封地-OCR与评论.docx
+++ b/files/累觉时代独特？实往有例参照/01-分房产兄弟-正常花销与有限封地-OCR与评论.docx
@@ -15,6 +15,18 @@
         </w:rPr>
         <w:t>累觉时代独特？实往有例参照  ·  四组问答中的一组</w:t>
       </w:r>
+      <w:r>
+        <w:t xml:space="preserve">  ·  </w:t>
+      </w:r>
+      <w:r>
+        <w:rPr>
+          <w:rFonts w:ascii="黑体" w:hAnsi="黑体" w:eastAsia="黑体"/>
+          <w:b/>
+          <w:color w:val="1F4E79"/>
+          <w:sz w:val="20"/>
+        </w:rPr>
+        <w:t>家庭经济压力与发展路径</w:t>
+      </w:r>
     </w:p>
     <w:p>
       <w:pPr>
@@ -31,6 +43,29 @@
           <w:sz w:val="36"/>
         </w:rPr>
         <w:t>分房产兄弟、正常花销与「有限封地」</w:t>
+      </w:r>
+    </w:p>
+    <w:p>
+      <w:pPr>
+        <w:spacing w:before="40" w:after="120" w:line="276" w:lineRule="auto"/>
+      </w:pPr>
+      <w:r>
+        <w:rPr>
+          <w:rFonts w:ascii="黑体" w:hAnsi="黑体" w:eastAsia="黑体"/>
+          <w:b/>
+          <w:color w:val="8A4B12"/>
+          <w:sz w:val="22"/>
+        </w:rPr>
+        <w:t>检索字眼（网页 Ctrl+F，话题组）：</w:t>
+      </w:r>
+      <w:r>
+        <w:rPr>
+          <w:rFonts w:ascii="黑体" w:hAnsi="黑体" w:eastAsia="黑体"/>
+          <w:b/>
+          <w:color w:val="1F4E79"/>
+          <w:sz w:val="24"/>
+        </w:rPr>
+        <w:t>家庭经济压力与发展路径</w:t>
       </w:r>
     </w:p>
     <w:p>
